--- a/Report_NhomXX.docx
+++ b/Report_NhomXX.docx
@@ -189,7 +189,7 @@
           <w:left w:w="10" w:type="dxa"/>
           <w:right w:w="10" w:type="dxa"/>
         </w:tblCellMar>
-        <w:tblLook w:val="04A0" w:firstRow="1" w:lastRow="0" w:firstColumn="1" w:lastColumn="0" w:noHBand="0" w:noVBand="1"/>
+        <w:tblLook w:val="0000" w:firstRow="0" w:lastRow="0" w:firstColumn="0" w:lastColumn="0" w:noHBand="0" w:noVBand="0"/>
       </w:tblPr>
       <w:tblGrid>
         <w:gridCol w:w="995"/>
@@ -600,7 +600,7 @@
         <w:pStyle w:val="Heading1"/>
         <w:spacing w:before="320" w:after="160"/>
       </w:pPr>
-      <w:bookmarkStart w:id="0" w:name="_Toc240098580"/>
+      <w:bookmarkStart w:id="0" w:name="_Toc240098945"/>
       <w:r>
         <w:t>Mục lục</w:t>
       </w:r>
@@ -609,7 +609,7 @@
     <w:sdt>
       <w:sdtPr>
         <w:alias w:val="Mục lục"/>
-        <w:id w:val="866412746"/>
+        <w:id w:val="1993058239"/>
       </w:sdtPr>
       <w:sdtEndPr/>
       <w:sdtContent>
@@ -638,7 +638,7 @@
           <w:r>
             <w:fldChar w:fldCharType="separate"/>
           </w:r>
-          <w:hyperlink w:anchor="_Toc240098580" w:history="1">
+          <w:hyperlink w:anchor="_Toc240098945" w:history="1">
             <w:r>
               <w:rPr>
                 <w:rStyle w:val="Hyperlink"/>
@@ -662,7 +662,7 @@
               <w:rPr>
                 <w:noProof/>
               </w:rPr>
-              <w:instrText xml:space="preserve"> PAGEREF _Toc240098580 \h </w:instrText>
+              <w:instrText xml:space="preserve"> PAGEREF _Toc240098945 \h </w:instrText>
             </w:r>
             <w:r>
               <w:rPr>
@@ -705,7 +705,7 @@
               <w14:ligatures w14:val="standardContextual"/>
             </w:rPr>
           </w:pPr>
-          <w:hyperlink w:anchor="_Toc240098581" w:history="1">
+          <w:hyperlink w:anchor="_Toc240098946" w:history="1">
             <w:r>
               <w:rPr>
                 <w:rStyle w:val="Hyperlink"/>
@@ -729,7 +729,7 @@
               <w:rPr>
                 <w:noProof/>
               </w:rPr>
-              <w:instrText xml:space="preserve"> PAGEREF _Toc240098581 \h </w:instrText>
+              <w:instrText xml:space="preserve"> PAGEREF _Toc240098946 \h </w:instrText>
             </w:r>
             <w:r>
               <w:rPr>
@@ -772,7 +772,7 @@
               <w14:ligatures w14:val="standardContextual"/>
             </w:rPr>
           </w:pPr>
-          <w:hyperlink w:anchor="_Toc240098582" w:history="1">
+          <w:hyperlink w:anchor="_Toc240098947" w:history="1">
             <w:r>
               <w:rPr>
                 <w:rStyle w:val="Hyperlink"/>
@@ -796,7 +796,7 @@
               <w:rPr>
                 <w:noProof/>
               </w:rPr>
-              <w:instrText xml:space="preserve"> PAGEREF _Toc240098582 \h </w:instrText>
+              <w:instrText xml:space="preserve"> PAGEREF _Toc240098947 \h </w:instrText>
             </w:r>
             <w:r>
               <w:rPr>
@@ -839,7 +839,7 @@
               <w14:ligatures w14:val="standardContextual"/>
             </w:rPr>
           </w:pPr>
-          <w:hyperlink w:anchor="_Toc240098583" w:history="1">
+          <w:hyperlink w:anchor="_Toc240098948" w:history="1">
             <w:r>
               <w:rPr>
                 <w:rStyle w:val="Hyperlink"/>
@@ -863,7 +863,7 @@
               <w:rPr>
                 <w:noProof/>
               </w:rPr>
-              <w:instrText xml:space="preserve"> PAGEREF _Toc240098583 \h </w:instrText>
+              <w:instrText xml:space="preserve"> PAGEREF _Toc240098948 \h </w:instrText>
             </w:r>
             <w:r>
               <w:rPr>
@@ -906,7 +906,7 @@
               <w14:ligatures w14:val="standardContextual"/>
             </w:rPr>
           </w:pPr>
-          <w:hyperlink w:anchor="_Toc240098584" w:history="1">
+          <w:hyperlink w:anchor="_Toc240098949" w:history="1">
             <w:r>
               <w:rPr>
                 <w:rStyle w:val="Hyperlink"/>
@@ -930,7 +930,7 @@
               <w:rPr>
                 <w:noProof/>
               </w:rPr>
-              <w:instrText xml:space="preserve"> PAGEREF _Toc240098584 \h </w:instrText>
+              <w:instrText xml:space="preserve"> PAGEREF _Toc240098949 \h </w:instrText>
             </w:r>
             <w:r>
               <w:rPr>
@@ -973,7 +973,7 @@
               <w14:ligatures w14:val="standardContextual"/>
             </w:rPr>
           </w:pPr>
-          <w:hyperlink w:anchor="_Toc240098585" w:history="1">
+          <w:hyperlink w:anchor="_Toc240098950" w:history="1">
             <w:r>
               <w:rPr>
                 <w:rStyle w:val="Hyperlink"/>
@@ -997,7 +997,7 @@
               <w:rPr>
                 <w:noProof/>
               </w:rPr>
-              <w:instrText xml:space="preserve"> PAGEREF _Toc240098585 \h </w:instrText>
+              <w:instrText xml:space="preserve"> PAGEREF _Toc240098950 \h </w:instrText>
             </w:r>
             <w:r>
               <w:rPr>
@@ -1040,7 +1040,7 @@
               <w14:ligatures w14:val="standardContextual"/>
             </w:rPr>
           </w:pPr>
-          <w:hyperlink w:anchor="_Toc240098586" w:history="1">
+          <w:hyperlink w:anchor="_Toc240098951" w:history="1">
             <w:r>
               <w:rPr>
                 <w:rStyle w:val="Hyperlink"/>
@@ -1064,7 +1064,7 @@
               <w:rPr>
                 <w:noProof/>
               </w:rPr>
-              <w:instrText xml:space="preserve"> PAGEREF _Toc240098586 \h </w:instrText>
+              <w:instrText xml:space="preserve"> PAGEREF _Toc240098951 \h </w:instrText>
             </w:r>
             <w:r>
               <w:rPr>
@@ -1107,7 +1107,7 @@
               <w14:ligatures w14:val="standardContextual"/>
             </w:rPr>
           </w:pPr>
-          <w:hyperlink w:anchor="_Toc240098587" w:history="1">
+          <w:hyperlink w:anchor="_Toc240098952" w:history="1">
             <w:r>
               <w:rPr>
                 <w:rStyle w:val="Hyperlink"/>
@@ -1131,7 +1131,7 @@
               <w:rPr>
                 <w:noProof/>
               </w:rPr>
-              <w:instrText xml:space="preserve"> PAGEREF _Toc240098587 \h </w:instrText>
+              <w:instrText xml:space="preserve"> PAGEREF _Toc240098952 \h </w:instrText>
             </w:r>
             <w:r>
               <w:rPr>
@@ -1149,6 +1149,274 @@
                 <w:noProof/>
               </w:rPr>
               <w:t>4</w:t>
+            </w:r>
+            <w:r>
+              <w:rPr>
+                <w:noProof/>
+              </w:rPr>
+              <w:fldChar w:fldCharType="end"/>
+            </w:r>
+          </w:hyperlink>
+        </w:p>
+        <w:p>
+          <w:pPr>
+            <w:pStyle w:val="TOC3"/>
+            <w:tabs>
+              <w:tab w:val="right" w:leader="dot" w:pos="9016"/>
+            </w:tabs>
+            <w:rPr>
+              <w:rFonts w:asciiTheme="minorHAnsi" w:eastAsiaTheme="minorEastAsia" w:hAnsiTheme="minorHAnsi" w:cstheme="minorBidi"/>
+              <w:noProof/>
+              <w:color w:val="auto"/>
+              <w:kern w:val="2"/>
+              <w:sz w:val="24"/>
+              <w:szCs w:val="24"/>
+              <w14:ligatures w14:val="standardContextual"/>
+            </w:rPr>
+          </w:pPr>
+          <w:hyperlink w:anchor="_Toc240098953" w:history="1">
+            <w:r>
+              <w:rPr>
+                <w:rStyle w:val="Hyperlink"/>
+                <w:noProof/>
+              </w:rPr>
+              <w:t>3.2.1. Kiến trúc mô hình</w:t>
+            </w:r>
+            <w:r>
+              <w:rPr>
+                <w:noProof/>
+              </w:rPr>
+              <w:tab/>
+            </w:r>
+            <w:r>
+              <w:rPr>
+                <w:noProof/>
+              </w:rPr>
+              <w:fldChar w:fldCharType="begin"/>
+            </w:r>
+            <w:r>
+              <w:rPr>
+                <w:noProof/>
+              </w:rPr>
+              <w:instrText xml:space="preserve"> PAGEREF _Toc240098953 \h </w:instrText>
+            </w:r>
+            <w:r>
+              <w:rPr>
+                <w:noProof/>
+              </w:rPr>
+            </w:r>
+            <w:r>
+              <w:rPr>
+                <w:noProof/>
+              </w:rPr>
+              <w:fldChar w:fldCharType="separate"/>
+            </w:r>
+            <w:r>
+              <w:rPr>
+                <w:noProof/>
+              </w:rPr>
+              <w:t>4</w:t>
+            </w:r>
+            <w:r>
+              <w:rPr>
+                <w:noProof/>
+              </w:rPr>
+              <w:fldChar w:fldCharType="end"/>
+            </w:r>
+          </w:hyperlink>
+        </w:p>
+        <w:p>
+          <w:pPr>
+            <w:pStyle w:val="TOC3"/>
+            <w:tabs>
+              <w:tab w:val="right" w:leader="dot" w:pos="9016"/>
+            </w:tabs>
+            <w:rPr>
+              <w:rFonts w:asciiTheme="minorHAnsi" w:eastAsiaTheme="minorEastAsia" w:hAnsiTheme="minorHAnsi" w:cstheme="minorBidi"/>
+              <w:noProof/>
+              <w:color w:val="auto"/>
+              <w:kern w:val="2"/>
+              <w:sz w:val="24"/>
+              <w:szCs w:val="24"/>
+              <w14:ligatures w14:val="standardContextual"/>
+            </w:rPr>
+          </w:pPr>
+          <w:hyperlink w:anchor="_Toc240098954" w:history="1">
+            <w:r>
+              <w:rPr>
+                <w:rStyle w:val="Hyperlink"/>
+                <w:noProof/>
+              </w:rPr>
+              <w:t>3.2.2. Huấn luyện cục bộ (local training)</w:t>
+            </w:r>
+            <w:r>
+              <w:rPr>
+                <w:noProof/>
+              </w:rPr>
+              <w:tab/>
+            </w:r>
+            <w:r>
+              <w:rPr>
+                <w:noProof/>
+              </w:rPr>
+              <w:fldChar w:fldCharType="begin"/>
+            </w:r>
+            <w:r>
+              <w:rPr>
+                <w:noProof/>
+              </w:rPr>
+              <w:instrText xml:space="preserve"> PAGEREF _Toc240098954 \h </w:instrText>
+            </w:r>
+            <w:r>
+              <w:rPr>
+                <w:noProof/>
+              </w:rPr>
+            </w:r>
+            <w:r>
+              <w:rPr>
+                <w:noProof/>
+              </w:rPr>
+              <w:fldChar w:fldCharType="separate"/>
+            </w:r>
+            <w:r>
+              <w:rPr>
+                <w:noProof/>
+              </w:rPr>
+              <w:t>4</w:t>
+            </w:r>
+            <w:r>
+              <w:rPr>
+                <w:noProof/>
+              </w:rPr>
+              <w:fldChar w:fldCharType="end"/>
+            </w:r>
+          </w:hyperlink>
+        </w:p>
+        <w:p>
+          <w:pPr>
+            <w:pStyle w:val="TOC3"/>
+            <w:tabs>
+              <w:tab w:val="right" w:leader="dot" w:pos="9016"/>
+            </w:tabs>
+            <w:rPr>
+              <w:rFonts w:asciiTheme="minorHAnsi" w:eastAsiaTheme="minorEastAsia" w:hAnsiTheme="minorHAnsi" w:cstheme="minorBidi"/>
+              <w:noProof/>
+              <w:color w:val="auto"/>
+              <w:kern w:val="2"/>
+              <w:sz w:val="24"/>
+              <w:szCs w:val="24"/>
+              <w14:ligatures w14:val="standardContextual"/>
+            </w:rPr>
+          </w:pPr>
+          <w:hyperlink w:anchor="_Toc240098955" w:history="1">
+            <w:r>
+              <w:rPr>
+                <w:rStyle w:val="Hyperlink"/>
+                <w:noProof/>
+              </w:rPr>
+              <w:t>3.2.3. Tổng hợp FedAvg</w:t>
+            </w:r>
+            <w:r>
+              <w:rPr>
+                <w:noProof/>
+              </w:rPr>
+              <w:tab/>
+            </w:r>
+            <w:r>
+              <w:rPr>
+                <w:noProof/>
+              </w:rPr>
+              <w:fldChar w:fldCharType="begin"/>
+            </w:r>
+            <w:r>
+              <w:rPr>
+                <w:noProof/>
+              </w:rPr>
+              <w:instrText xml:space="preserve"> PAGEREF _Toc240098955 \h </w:instrText>
+            </w:r>
+            <w:r>
+              <w:rPr>
+                <w:noProof/>
+              </w:rPr>
+            </w:r>
+            <w:r>
+              <w:rPr>
+                <w:noProof/>
+              </w:rPr>
+              <w:fldChar w:fldCharType="separate"/>
+            </w:r>
+            <w:r>
+              <w:rPr>
+                <w:noProof/>
+              </w:rPr>
+              <w:t>5</w:t>
+            </w:r>
+            <w:r>
+              <w:rPr>
+                <w:noProof/>
+              </w:rPr>
+              <w:fldChar w:fldCharType="end"/>
+            </w:r>
+          </w:hyperlink>
+        </w:p>
+        <w:p>
+          <w:pPr>
+            <w:pStyle w:val="TOC3"/>
+            <w:tabs>
+              <w:tab w:val="right" w:leader="dot" w:pos="9016"/>
+            </w:tabs>
+            <w:rPr>
+              <w:rFonts w:asciiTheme="minorHAnsi" w:eastAsiaTheme="minorEastAsia" w:hAnsiTheme="minorHAnsi" w:cstheme="minorBidi"/>
+              <w:noProof/>
+              <w:color w:val="auto"/>
+              <w:kern w:val="2"/>
+              <w:sz w:val="24"/>
+              <w:szCs w:val="24"/>
+              <w14:ligatures w14:val="standardContextual"/>
+            </w:rPr>
+          </w:pPr>
+          <w:hyperlink w:anchor="_Toc240098956" w:history="1">
+            <w:r>
+              <w:rPr>
+                <w:rStyle w:val="Hyperlink"/>
+                <w:noProof/>
+              </w:rPr>
+              <w:t>3.2.4. Vòng lặp huấn luyện và tiêu chí đánh giá</w:t>
+            </w:r>
+            <w:r>
+              <w:rPr>
+                <w:noProof/>
+              </w:rPr>
+              <w:tab/>
+            </w:r>
+            <w:r>
+              <w:rPr>
+                <w:noProof/>
+              </w:rPr>
+              <w:fldChar w:fldCharType="begin"/>
+            </w:r>
+            <w:r>
+              <w:rPr>
+                <w:noProof/>
+              </w:rPr>
+              <w:instrText xml:space="preserve"> PAGEREF _Toc240098956 \h </w:instrText>
+            </w:r>
+            <w:r>
+              <w:rPr>
+                <w:noProof/>
+              </w:rPr>
+            </w:r>
+            <w:r>
+              <w:rPr>
+                <w:noProof/>
+              </w:rPr>
+              <w:fldChar w:fldCharType="separate"/>
+            </w:r>
+            <w:r>
+              <w:rPr>
+                <w:noProof/>
+              </w:rPr>
+              <w:t>5</w:t>
             </w:r>
             <w:r>
               <w:rPr>
@@ -1174,7 +1442,7 @@
               <w14:ligatures w14:val="standardContextual"/>
             </w:rPr>
           </w:pPr>
-          <w:hyperlink w:anchor="_Toc240098588" w:history="1">
+          <w:hyperlink w:anchor="_Toc240098957" w:history="1">
             <w:r>
               <w:rPr>
                 <w:rStyle w:val="Hyperlink"/>
@@ -1198,7 +1466,7 @@
               <w:rPr>
                 <w:noProof/>
               </w:rPr>
-              <w:instrText xml:space="preserve"> PAGEREF _Toc240098588 \h </w:instrText>
+              <w:instrText xml:space="preserve"> PAGEREF _Toc240098957 \h </w:instrText>
             </w:r>
             <w:r>
               <w:rPr>
@@ -1215,7 +1483,7 @@
               <w:rPr>
                 <w:noProof/>
               </w:rPr>
-              <w:t>4</w:t>
+              <w:t>5</w:t>
             </w:r>
             <w:r>
               <w:rPr>
@@ -1241,7 +1509,7 @@
               <w14:ligatures w14:val="standardContextual"/>
             </w:rPr>
           </w:pPr>
-          <w:hyperlink w:anchor="_Toc240098589" w:history="1">
+          <w:hyperlink w:anchor="_Toc240098958" w:history="1">
             <w:r>
               <w:rPr>
                 <w:rStyle w:val="Hyperlink"/>
@@ -1265,7 +1533,7 @@
               <w:rPr>
                 <w:noProof/>
               </w:rPr>
-              <w:instrText xml:space="preserve"> PAGEREF _Toc240098589 \h </w:instrText>
+              <w:instrText xml:space="preserve"> PAGEREF _Toc240098958 \h </w:instrText>
             </w:r>
             <w:r>
               <w:rPr>
@@ -1282,7 +1550,7 @@
               <w:rPr>
                 <w:noProof/>
               </w:rPr>
-              <w:t>4</w:t>
+              <w:t>6</w:t>
             </w:r>
             <w:r>
               <w:rPr>
@@ -1308,7 +1576,7 @@
               <w14:ligatures w14:val="standardContextual"/>
             </w:rPr>
           </w:pPr>
-          <w:hyperlink w:anchor="_Toc240098590" w:history="1">
+          <w:hyperlink w:anchor="_Toc240098959" w:history="1">
             <w:r>
               <w:rPr>
                 <w:rStyle w:val="Hyperlink"/>
@@ -1332,7 +1600,7 @@
               <w:rPr>
                 <w:noProof/>
               </w:rPr>
-              <w:instrText xml:space="preserve"> PAGEREF _Toc240098590 \h </w:instrText>
+              <w:instrText xml:space="preserve"> PAGEREF _Toc240098959 \h </w:instrText>
             </w:r>
             <w:r>
               <w:rPr>
@@ -1349,7 +1617,7 @@
               <w:rPr>
                 <w:noProof/>
               </w:rPr>
-              <w:t>4</w:t>
+              <w:t>6</w:t>
             </w:r>
             <w:r>
               <w:rPr>
@@ -1375,7 +1643,7 @@
               <w14:ligatures w14:val="standardContextual"/>
             </w:rPr>
           </w:pPr>
-          <w:hyperlink w:anchor="_Toc240098591" w:history="1">
+          <w:hyperlink w:anchor="_Toc240098960" w:history="1">
             <w:r>
               <w:rPr>
                 <w:rStyle w:val="Hyperlink"/>
@@ -1399,7 +1667,7 @@
               <w:rPr>
                 <w:noProof/>
               </w:rPr>
-              <w:instrText xml:space="preserve"> PAGEREF _Toc240098591 \h </w:instrText>
+              <w:instrText xml:space="preserve"> PAGEREF _Toc240098960 \h </w:instrText>
             </w:r>
             <w:r>
               <w:rPr>
@@ -1416,7 +1684,7 @@
               <w:rPr>
                 <w:noProof/>
               </w:rPr>
-              <w:t>5</w:t>
+              <w:t>6</w:t>
             </w:r>
             <w:r>
               <w:rPr>
@@ -1442,7 +1710,7 @@
               <w14:ligatures w14:val="standardContextual"/>
             </w:rPr>
           </w:pPr>
-          <w:hyperlink w:anchor="_Toc240098592" w:history="1">
+          <w:hyperlink w:anchor="_Toc240098961" w:history="1">
             <w:r>
               <w:rPr>
                 <w:rStyle w:val="Hyperlink"/>
@@ -1466,7 +1734,7 @@
               <w:rPr>
                 <w:noProof/>
               </w:rPr>
-              <w:instrText xml:space="preserve"> PAGEREF _Toc240098592 \h </w:instrText>
+              <w:instrText xml:space="preserve"> PAGEREF _Toc240098961 \h </w:instrText>
             </w:r>
             <w:r>
               <w:rPr>
@@ -1483,7 +1751,7 @@
               <w:rPr>
                 <w:noProof/>
               </w:rPr>
-              <w:t>5</w:t>
+              <w:t>6</w:t>
             </w:r>
             <w:r>
               <w:rPr>
@@ -1509,7 +1777,7 @@
               <w14:ligatures w14:val="standardContextual"/>
             </w:rPr>
           </w:pPr>
-          <w:hyperlink w:anchor="_Toc240098593" w:history="1">
+          <w:hyperlink w:anchor="_Toc240098962" w:history="1">
             <w:r>
               <w:rPr>
                 <w:rStyle w:val="Hyperlink"/>
@@ -1533,7 +1801,7 @@
               <w:rPr>
                 <w:noProof/>
               </w:rPr>
-              <w:instrText xml:space="preserve"> PAGEREF _Toc240098593 \h </w:instrText>
+              <w:instrText xml:space="preserve"> PAGEREF _Toc240098962 \h </w:instrText>
             </w:r>
             <w:r>
               <w:rPr>
@@ -1550,7 +1818,7 @@
               <w:rPr>
                 <w:noProof/>
               </w:rPr>
-              <w:t>5</w:t>
+              <w:t>6</w:t>
             </w:r>
             <w:r>
               <w:rPr>
@@ -1576,7 +1844,7 @@
               <w14:ligatures w14:val="standardContextual"/>
             </w:rPr>
           </w:pPr>
-          <w:hyperlink w:anchor="_Toc240098594" w:history="1">
+          <w:hyperlink w:anchor="_Toc240098963" w:history="1">
             <w:r>
               <w:rPr>
                 <w:rStyle w:val="Hyperlink"/>
@@ -1600,7 +1868,7 @@
               <w:rPr>
                 <w:noProof/>
               </w:rPr>
-              <w:instrText xml:space="preserve"> PAGEREF _Toc240098594 \h </w:instrText>
+              <w:instrText xml:space="preserve"> PAGEREF _Toc240098963 \h </w:instrText>
             </w:r>
             <w:r>
               <w:rPr>
@@ -1617,7 +1885,7 @@
               <w:rPr>
                 <w:noProof/>
               </w:rPr>
-              <w:t>6</w:t>
+              <w:t>7</w:t>
             </w:r>
             <w:r>
               <w:rPr>
@@ -1643,7 +1911,7 @@
               <w14:ligatures w14:val="standardContextual"/>
             </w:rPr>
           </w:pPr>
-          <w:hyperlink w:anchor="_Toc240098595" w:history="1">
+          <w:hyperlink w:anchor="_Toc240098964" w:history="1">
             <w:r>
               <w:rPr>
                 <w:rStyle w:val="Hyperlink"/>
@@ -1667,7 +1935,7 @@
               <w:rPr>
                 <w:noProof/>
               </w:rPr>
-              <w:instrText xml:space="preserve"> PAGEREF _Toc240098595 \h </w:instrText>
+              <w:instrText xml:space="preserve"> PAGEREF _Toc240098964 \h </w:instrText>
             </w:r>
             <w:r>
               <w:rPr>
@@ -1684,7 +1952,7 @@
               <w:rPr>
                 <w:noProof/>
               </w:rPr>
-              <w:t>6</w:t>
+              <w:t>8</w:t>
             </w:r>
             <w:r>
               <w:rPr>
@@ -1710,7 +1978,7 @@
               <w14:ligatures w14:val="standardContextual"/>
             </w:rPr>
           </w:pPr>
-          <w:hyperlink w:anchor="_Toc240098596" w:history="1">
+          <w:hyperlink w:anchor="_Toc240098965" w:history="1">
             <w:r>
               <w:rPr>
                 <w:rStyle w:val="Hyperlink"/>
@@ -1734,7 +2002,7 @@
               <w:rPr>
                 <w:noProof/>
               </w:rPr>
-              <w:instrText xml:space="preserve"> PAGEREF _Toc240098596 \h </w:instrText>
+              <w:instrText xml:space="preserve"> PAGEREF _Toc240098965 \h </w:instrText>
             </w:r>
             <w:r>
               <w:rPr>
@@ -1751,7 +2019,7 @@
               <w:rPr>
                 <w:noProof/>
               </w:rPr>
-              <w:t>8</w:t>
+              <w:t>9</w:t>
             </w:r>
             <w:r>
               <w:rPr>
@@ -1777,7 +2045,7 @@
               <w14:ligatures w14:val="standardContextual"/>
             </w:rPr>
           </w:pPr>
-          <w:hyperlink w:anchor="_Toc240098597" w:history="1">
+          <w:hyperlink w:anchor="_Toc240098966" w:history="1">
             <w:r>
               <w:rPr>
                 <w:rStyle w:val="Hyperlink"/>
@@ -1801,7 +2069,7 @@
               <w:rPr>
                 <w:noProof/>
               </w:rPr>
-              <w:instrText xml:space="preserve"> PAGEREF _Toc240098597 \h </w:instrText>
+              <w:instrText xml:space="preserve"> PAGEREF _Toc240098966 \h </w:instrText>
             </w:r>
             <w:r>
               <w:rPr>
@@ -1818,7 +2086,7 @@
               <w:rPr>
                 <w:noProof/>
               </w:rPr>
-              <w:t>8</w:t>
+              <w:t>9</w:t>
             </w:r>
             <w:r>
               <w:rPr>
@@ -1844,7 +2112,7 @@
               <w14:ligatures w14:val="standardContextual"/>
             </w:rPr>
           </w:pPr>
-          <w:hyperlink w:anchor="_Toc240098598" w:history="1">
+          <w:hyperlink w:anchor="_Toc240098967" w:history="1">
             <w:r>
               <w:rPr>
                 <w:rStyle w:val="Hyperlink"/>
@@ -1868,7 +2136,7 @@
               <w:rPr>
                 <w:noProof/>
               </w:rPr>
-              <w:instrText xml:space="preserve"> PAGEREF _Toc240098598 \h </w:instrText>
+              <w:instrText xml:space="preserve"> PAGEREF _Toc240098967 \h </w:instrText>
             </w:r>
             <w:r>
               <w:rPr>
@@ -1885,7 +2153,7 @@
               <w:rPr>
                 <w:noProof/>
               </w:rPr>
-              <w:t>8</w:t>
+              <w:t>9</w:t>
             </w:r>
             <w:r>
               <w:rPr>
@@ -1911,7 +2179,7 @@
               <w14:ligatures w14:val="standardContextual"/>
             </w:rPr>
           </w:pPr>
-          <w:hyperlink w:anchor="_Toc240098599" w:history="1">
+          <w:hyperlink w:anchor="_Toc240098968" w:history="1">
             <w:r>
               <w:rPr>
                 <w:rStyle w:val="Hyperlink"/>
@@ -1935,7 +2203,7 @@
               <w:rPr>
                 <w:noProof/>
               </w:rPr>
-              <w:instrText xml:space="preserve"> PAGEREF _Toc240098599 \h </w:instrText>
+              <w:instrText xml:space="preserve"> PAGEREF _Toc240098968 \h </w:instrText>
             </w:r>
             <w:r>
               <w:rPr>
@@ -1952,7 +2220,7 @@
               <w:rPr>
                 <w:noProof/>
               </w:rPr>
-              <w:t>8</w:t>
+              <w:t>10</w:t>
             </w:r>
             <w:r>
               <w:rPr>
@@ -1978,7 +2246,7 @@
               <w14:ligatures w14:val="standardContextual"/>
             </w:rPr>
           </w:pPr>
-          <w:hyperlink w:anchor="_Toc240098600" w:history="1">
+          <w:hyperlink w:anchor="_Toc240098969" w:history="1">
             <w:r>
               <w:rPr>
                 <w:rStyle w:val="Hyperlink"/>
@@ -2002,7 +2270,7 @@
               <w:rPr>
                 <w:noProof/>
               </w:rPr>
-              <w:instrText xml:space="preserve"> PAGEREF _Toc240098600 \h </w:instrText>
+              <w:instrText xml:space="preserve"> PAGEREF _Toc240098969 \h </w:instrText>
             </w:r>
             <w:r>
               <w:rPr>
@@ -2019,7 +2287,7 @@
               <w:rPr>
                 <w:noProof/>
               </w:rPr>
-              <w:t>8</w:t>
+              <w:t>10</w:t>
             </w:r>
             <w:r>
               <w:rPr>
@@ -2045,7 +2313,7 @@
               <w14:ligatures w14:val="standardContextual"/>
             </w:rPr>
           </w:pPr>
-          <w:hyperlink w:anchor="_Toc240098601" w:history="1">
+          <w:hyperlink w:anchor="_Toc240098970" w:history="1">
             <w:r>
               <w:rPr>
                 <w:rStyle w:val="Hyperlink"/>
@@ -2069,7 +2337,7 @@
               <w:rPr>
                 <w:noProof/>
               </w:rPr>
-              <w:instrText xml:space="preserve"> PAGEREF _Toc240098601 \h </w:instrText>
+              <w:instrText xml:space="preserve"> PAGEREF _Toc240098970 \h </w:instrText>
             </w:r>
             <w:r>
               <w:rPr>
@@ -2086,7 +2354,7 @@
               <w:rPr>
                 <w:noProof/>
               </w:rPr>
-              <w:t>9</w:t>
+              <w:t>10</w:t>
             </w:r>
             <w:r>
               <w:rPr>
@@ -2112,7 +2380,7 @@
               <w14:ligatures w14:val="standardContextual"/>
             </w:rPr>
           </w:pPr>
-          <w:hyperlink w:anchor="_Toc240098602" w:history="1">
+          <w:hyperlink w:anchor="_Toc240098971" w:history="1">
             <w:r>
               <w:rPr>
                 <w:rStyle w:val="Hyperlink"/>
@@ -2136,7 +2404,7 @@
               <w:rPr>
                 <w:noProof/>
               </w:rPr>
-              <w:instrText xml:space="preserve"> PAGEREF _Toc240098602 \h </w:instrText>
+              <w:instrText xml:space="preserve"> PAGEREF _Toc240098971 \h </w:instrText>
             </w:r>
             <w:r>
               <w:rPr>
@@ -2153,7 +2421,7 @@
               <w:rPr>
                 <w:noProof/>
               </w:rPr>
-              <w:t>9</w:t>
+              <w:t>11</w:t>
             </w:r>
             <w:r>
               <w:rPr>
@@ -2192,7 +2460,7 @@
         <w:pStyle w:val="Heading1"/>
         <w:spacing w:before="320" w:after="160"/>
       </w:pPr>
-      <w:bookmarkStart w:id="1" w:name="_Toc240098581"/>
+      <w:bookmarkStart w:id="1" w:name="_Toc240098946"/>
       <w:r>
         <w:t>1. Giới thiệu</w:t>
       </w:r>
@@ -2203,7 +2471,7 @@
         <w:pStyle w:val="Heading2"/>
         <w:spacing w:before="240" w:after="120"/>
       </w:pPr>
-      <w:bookmarkStart w:id="2" w:name="_Toc240098582"/>
+      <w:bookmarkStart w:id="2" w:name="_Toc240098947"/>
       <w:r>
         <w:t>1.1. Bối cảnh và bài toán</w:t>
       </w:r>
@@ -2230,7 +2498,7 @@
         <w:pStyle w:val="Heading2"/>
         <w:spacing w:before="240" w:after="120"/>
       </w:pPr>
-      <w:bookmarkStart w:id="3" w:name="_Toc240098583"/>
+      <w:bookmarkStart w:id="3" w:name="_Toc240098948"/>
       <w:r>
         <w:t>1.2. Mục tiêu đồ án</w:t>
       </w:r>
@@ -2249,7 +2517,7 @@
         <w:pStyle w:val="Heading1"/>
         <w:spacing w:before="320" w:after="160"/>
       </w:pPr>
-      <w:bookmarkStart w:id="4" w:name="_Toc240098584"/>
+      <w:bookmarkStart w:id="4" w:name="_Toc240098949"/>
       <w:r>
         <w:t>2. Kiến trúc hệ thống tổng quan</w:t>
       </w:r>
@@ -2273,7 +2541,7 @@
           <w:noProof/>
         </w:rPr>
         <w:drawing>
-          <wp:inline distT="0" distB="0" distL="0" distR="0" wp14:anchorId="706B6809" wp14:editId="63830DD7">
+          <wp:inline distT="0" distB="0" distL="0" distR="0" wp14:anchorId="13620B76" wp14:editId="335E5D5F">
             <wp:extent cx="5334000" cy="2724150"/>
             <wp:effectExtent l="0" t="0" r="0" b="0"/>
             <wp:docPr id="1" name="Picture 1"/>
@@ -2418,7 +2686,7 @@
         <w:pStyle w:val="Heading1"/>
         <w:spacing w:before="320" w:after="160"/>
       </w:pPr>
-      <w:bookmarkStart w:id="5" w:name="_Toc240098585"/>
+      <w:bookmarkStart w:id="5" w:name="_Toc240098950"/>
       <w:r>
         <w:t>3. Thiết kế chi tiết từng tầng</w:t>
       </w:r>
@@ -2429,7 +2697,7 @@
         <w:pStyle w:val="Heading2"/>
         <w:spacing w:before="240" w:after="120"/>
       </w:pPr>
-      <w:bookmarkStart w:id="6" w:name="_Toc240098586"/>
+      <w:bookmarkStart w:id="6" w:name="_Toc240098951"/>
       <w:r>
         <w:t>3.1. Tầng IoT (Edge Node)</w:t>
       </w:r>
@@ -2458,7 +2726,7 @@
           <w:left w:w="10" w:type="dxa"/>
           <w:right w:w="10" w:type="dxa"/>
         </w:tblCellMar>
-        <w:tblLook w:val="04A0" w:firstRow="1" w:lastRow="0" w:firstColumn="1" w:lastColumn="0" w:noHBand="0" w:noVBand="1"/>
+        <w:tblLook w:val="0000" w:firstRow="0" w:lastRow="0" w:firstColumn="0" w:lastColumn="0" w:noHBand="0" w:noVBand="0"/>
       </w:tblPr>
       <w:tblGrid>
         <w:gridCol w:w="941"/>
@@ -3066,73 +3334,76 @@
         <w:pStyle w:val="Heading2"/>
         <w:spacing w:before="240" w:after="120"/>
       </w:pPr>
-      <w:bookmarkStart w:id="7" w:name="_Toc240098587"/>
+      <w:bookmarkStart w:id="7" w:name="_Toc240098952"/>
       <w:r>
         <w:t>3.2. Tầng AI (Federated Learning)</w:t>
       </w:r>
       <w:bookmarkEnd w:id="7"/>
-    </w:p>
-    <w:p>
-      <w:pPr>
-        <w:spacing w:after="160"/>
-      </w:pPr>
-      <w:r>
-        <w:t>Mô hình: mạng nơ-ron MLP 2 lớp ẩn (16 nơ-ron/lớp, kích hoạt ReLU), đầu vào 5 đặc trưng, đầu ra 2 lớp (bình thường/bất thường). Thuật toán tổng hợp là FedAvg (Federated Averaging – McMahan et al., 2017):</w:t>
-      </w:r>
-    </w:p>
-    <w:p>
-      <w:pPr>
-        <w:spacing w:after="160"/>
-        <w:jc w:val="center"/>
-      </w:pPr>
-      <w:r>
-        <w:t>w_global = Σ (n_i / N) × w_i,  với n_i là số mẫu của node i, N = Σ n_i</w:t>
-      </w:r>
-    </w:p>
-    <w:p>
-      <w:pPr>
-        <w:spacing w:after="160"/>
-      </w:pPr>
-      <w:r>
-        <w:t>Mỗi round: global weights được broadcast xuống từng node → node huấn luyện cục bộ 5 epoch bằng SGD (learning rate 0.05) → gửi Δw về → tính trung bình có trọng số theo số mẫu → cập nhật Global Model. Độ chính xác được đánh giá trên tập test gộp của tất cả node sau mỗi round để theo dõi hội tụ.</w:t>
-      </w:r>
-    </w:p>
-    <w:p>
-      <w:pPr>
-        <w:pStyle w:val="Heading2"/>
-        <w:spacing w:before="240" w:after="120"/>
-      </w:pPr>
-      <w:bookmarkStart w:id="8" w:name="_Toc240098588"/>
-      <w:r>
-        <w:t>3.3. Tầng Blockchain (Smart Contract)</w:t>
-      </w:r>
-      <w:bookmarkEnd w:id="8"/>
-    </w:p>
-    <w:p>
-      <w:pPr>
-        <w:spacing w:after="160"/>
-      </w:pPr>
-      <w:r>
-        <w:t>Ngôn ngữ Solidity 0.8.24, phát triển và kiểm thử trên Hardhat local network. Hai smart contract:</w:t>
-      </w:r>
     </w:p>
     <w:p>
       <w:pPr>
         <w:pStyle w:val="Heading3"/>
         <w:spacing w:before="180" w:after="100"/>
       </w:pPr>
-      <w:bookmarkStart w:id="9" w:name="_Toc240098589"/>
-      <w:r>
-        <w:t>3.3.1. BlockFLToken.sol — token ERC-20 thưởng</w:t>
-      </w:r>
-      <w:bookmarkEnd w:id="9"/>
+      <w:bookmarkStart w:id="8" w:name="_Toc240098953"/>
+      <w:r>
+        <w:t>3.2.1. Kiến trúc mô hình</w:t>
+      </w:r>
+      <w:bookmarkEnd w:id="8"/>
     </w:p>
     <w:p>
       <w:pPr>
         <w:spacing w:after="160"/>
       </w:pPr>
       <w:r>
-        <w:t>Token BFL tối giản, tuân thủ chuẩn ERC-20 (transfer, approve, transferFrom). Chỉ địa chỉ minter (được set là FederatedAggregator sau khi deploy) mới được phép mint — chống việc chủ hợp đồng tự phát token cho mình.</w:t>
+        <w:t>Bài toán đặt ra là phân loại nhị phân (bình thường / bất thường) trên 5 đặc trưng số dạng bảng (heart_rate, spo2, body_temp, hr_var, motion) — không phải ảnh hay chuỗi thời gian dài, nên không cần đến CNN hay RNN/LSTM vốn nặng và khó hội tụ nhanh trong phạm vi vài round FedAvg. Nhóm chọn mạng nơ-ron truyền thẳng (MLP — VitalsMLP trong ai_model/model.py) gồm:</w:t>
+      </w:r>
+    </w:p>
+    <w:p>
+      <w:pPr>
+        <w:pStyle w:val="ListParagraph"/>
+        <w:numPr>
+          <w:ilvl w:val="0"/>
+          <w:numId w:val="1"/>
+        </w:numPr>
+        <w:spacing w:after="80"/>
+      </w:pPr>
+      <w:r>
+        <w:t>Lớp vào: 5 nơ-ron, tương ứng 5 đặc trưng cảm biến đã chuẩn hoá (z-score theo thống kê của tập train từng node).</w:t>
+      </w:r>
+    </w:p>
+    <w:p>
+      <w:pPr>
+        <w:pStyle w:val="ListParagraph"/>
+        <w:numPr>
+          <w:ilvl w:val="0"/>
+          <w:numId w:val="1"/>
+        </w:numPr>
+        <w:spacing w:after="80"/>
+      </w:pPr>
+      <w:r>
+        <w:t>2 lớp ẩn, mỗi lớp 16 nơ-ron, kích hoạt ReLU — đủ biểu diễn ranh giới phi tuyến giữa 2 lớp mà không dư thừa tham số (tổng cộng chỉ ~450 tham số/mô hình).</w:t>
+      </w:r>
+    </w:p>
+    <w:p>
+      <w:pPr>
+        <w:pStyle w:val="ListParagraph"/>
+        <w:numPr>
+          <w:ilvl w:val="0"/>
+          <w:numId w:val="1"/>
+        </w:numPr>
+        <w:spacing w:after="80"/>
+      </w:pPr>
+      <w:r>
+        <w:t>Lớp ra: 2 nơ-ron (logit cho 2 lớp), kết hợp hàm mất mát CrossEntropyLoss (tương đương softmax + negative log-likelihood).</w:t>
+      </w:r>
+    </w:p>
+    <w:p>
+      <w:pPr>
+        <w:spacing w:after="160"/>
+      </w:pPr>
+      <w:r>
+        <w:t>Chọn mô hình nhỏ là chủ đích: (1) FedAvg cần vài chục round là hội tụ trong giới hạn thời gian đồ án; (2) tham số càng ít thì Δw truyền giữa node và server (off-chain) càng nhẹ, phù hợp mô phỏng cho thiết bị biên tài nguyên hạn chế; (3) dễ debug và trực quan hoá kết quả khi thuyết trình.</w:t>
       </w:r>
     </w:p>
     <w:p>
@@ -3140,11 +3411,19 @@
         <w:pStyle w:val="Heading3"/>
         <w:spacing w:before="180" w:after="100"/>
       </w:pPr>
-      <w:bookmarkStart w:id="10" w:name="_Toc240098590"/>
-      <w:r>
-        <w:t>3.3.2. FederatedAggregator.sol — điều phối round FL</w:t>
-      </w:r>
-      <w:bookmarkEnd w:id="10"/>
+      <w:bookmarkStart w:id="9" w:name="_Toc240098954"/>
+      <w:r>
+        <w:t>3.2.2. Huấn luyện cục bộ (local training)</w:t>
+      </w:r>
+      <w:bookmarkEnd w:id="9"/>
+    </w:p>
+    <w:p>
+      <w:pPr>
+        <w:spacing w:after="160"/>
+      </w:pPr>
+      <w:r>
+        <w:t>Ở mỗi round, mỗi node nhận global weights, khởi tạo lại mô hình với đúng bộ trọng số đó (không huấn luyện lại từ đầu), rồi huấn luyện tiếp trên dữ liệu riêng của mình với cấu hình:</w:t>
+      </w:r>
     </w:p>
     <w:tbl>
       <w:tblPr>
@@ -3161,7 +3440,610 @@
           <w:left w:w="10" w:type="dxa"/>
           <w:right w:w="10" w:type="dxa"/>
         </w:tblCellMar>
-        <w:tblLook w:val="04A0" w:firstRow="1" w:lastRow="0" w:firstColumn="1" w:lastColumn="0" w:noHBand="0" w:noVBand="1"/>
+        <w:tblLook w:val="0000" w:firstRow="0" w:lastRow="0" w:firstColumn="0" w:lastColumn="0" w:noHBand="0" w:noVBand="0"/>
+      </w:tblPr>
+      <w:tblGrid>
+        <w:gridCol w:w="1311"/>
+        <w:gridCol w:w="2138"/>
+        <w:gridCol w:w="5901"/>
+      </w:tblGrid>
+      <w:tr>
+        <w:tblPrEx>
+          <w:tblCellMar>
+            <w:top w:w="0" w:type="dxa"/>
+            <w:bottom w:w="0" w:type="dxa"/>
+          </w:tblCellMar>
+        </w:tblPrEx>
+        <w:trPr>
+          <w:tblHeader/>
+        </w:trPr>
+        <w:tc>
+          <w:tcPr>
+            <w:tcW w:w="0" w:type="auto"/>
+            <w:shd w:val="clear" w:color="auto" w:fill="E7EEE7"/>
+            <w:tcMar>
+              <w:top w:w="80" w:type="dxa"/>
+              <w:left w:w="100" w:type="dxa"/>
+              <w:bottom w:w="80" w:type="dxa"/>
+              <w:right w:w="100" w:type="dxa"/>
+            </w:tcMar>
+          </w:tcPr>
+          <w:p>
+            <w:r>
+              <w:rPr>
+                <w:b/>
+                <w:bCs/>
+              </w:rPr>
+              <w:t>Siêu tham số</w:t>
+            </w:r>
+          </w:p>
+        </w:tc>
+        <w:tc>
+          <w:tcPr>
+            <w:tcW w:w="0" w:type="auto"/>
+            <w:shd w:val="clear" w:color="auto" w:fill="E7EEE7"/>
+            <w:tcMar>
+              <w:top w:w="80" w:type="dxa"/>
+              <w:left w:w="100" w:type="dxa"/>
+              <w:bottom w:w="80" w:type="dxa"/>
+              <w:right w:w="100" w:type="dxa"/>
+            </w:tcMar>
+          </w:tcPr>
+          <w:p>
+            <w:r>
+              <w:rPr>
+                <w:b/>
+                <w:bCs/>
+              </w:rPr>
+              <w:t>Giá trị</w:t>
+            </w:r>
+          </w:p>
+        </w:tc>
+        <w:tc>
+          <w:tcPr>
+            <w:tcW w:w="0" w:type="auto"/>
+            <w:shd w:val="clear" w:color="auto" w:fill="E7EEE7"/>
+            <w:tcMar>
+              <w:top w:w="80" w:type="dxa"/>
+              <w:left w:w="100" w:type="dxa"/>
+              <w:bottom w:w="80" w:type="dxa"/>
+              <w:right w:w="100" w:type="dxa"/>
+            </w:tcMar>
+          </w:tcPr>
+          <w:p>
+            <w:r>
+              <w:rPr>
+                <w:b/>
+                <w:bCs/>
+              </w:rPr>
+              <w:t>Vai trò</w:t>
+            </w:r>
+          </w:p>
+        </w:tc>
+      </w:tr>
+      <w:tr>
+        <w:tblPrEx>
+          <w:tblCellMar>
+            <w:top w:w="0" w:type="dxa"/>
+            <w:bottom w:w="0" w:type="dxa"/>
+          </w:tblCellMar>
+        </w:tblPrEx>
+        <w:tc>
+          <w:tcPr>
+            <w:tcW w:w="0" w:type="auto"/>
+            <w:tcMar>
+              <w:top w:w="80" w:type="dxa"/>
+              <w:left w:w="100" w:type="dxa"/>
+              <w:bottom w:w="80" w:type="dxa"/>
+              <w:right w:w="100" w:type="dxa"/>
+            </w:tcMar>
+            <w:vAlign w:val="center"/>
+          </w:tcPr>
+          <w:p>
+            <w:r>
+              <w:t>Optimizer</w:t>
+            </w:r>
+          </w:p>
+        </w:tc>
+        <w:tc>
+          <w:tcPr>
+            <w:tcW w:w="0" w:type="auto"/>
+            <w:tcMar>
+              <w:top w:w="80" w:type="dxa"/>
+              <w:left w:w="100" w:type="dxa"/>
+              <w:bottom w:w="80" w:type="dxa"/>
+              <w:right w:w="100" w:type="dxa"/>
+            </w:tcMar>
+            <w:vAlign w:val="center"/>
+          </w:tcPr>
+          <w:p>
+            <w:r>
+              <w:t>SGD, momentum = 0.9</w:t>
+            </w:r>
+          </w:p>
+        </w:tc>
+        <w:tc>
+          <w:tcPr>
+            <w:tcW w:w="0" w:type="auto"/>
+            <w:tcMar>
+              <w:top w:w="80" w:type="dxa"/>
+              <w:left w:w="100" w:type="dxa"/>
+              <w:bottom w:w="80" w:type="dxa"/>
+              <w:right w:w="100" w:type="dxa"/>
+            </w:tcMar>
+            <w:vAlign w:val="center"/>
+          </w:tcPr>
+          <w:p>
+            <w:r>
+              <w:t>Momentum giúp hội tụ nhanh hơn SGD thuần trên tập dữ liệu nhỏ mỗi node</w:t>
+            </w:r>
+          </w:p>
+        </w:tc>
+      </w:tr>
+      <w:tr>
+        <w:tblPrEx>
+          <w:tblCellMar>
+            <w:top w:w="0" w:type="dxa"/>
+            <w:bottom w:w="0" w:type="dxa"/>
+          </w:tblCellMar>
+        </w:tblPrEx>
+        <w:tc>
+          <w:tcPr>
+            <w:tcW w:w="0" w:type="auto"/>
+            <w:tcMar>
+              <w:top w:w="80" w:type="dxa"/>
+              <w:left w:w="100" w:type="dxa"/>
+              <w:bottom w:w="80" w:type="dxa"/>
+              <w:right w:w="100" w:type="dxa"/>
+            </w:tcMar>
+            <w:vAlign w:val="center"/>
+          </w:tcPr>
+          <w:p>
+            <w:r>
+              <w:t>Learning rate</w:t>
+            </w:r>
+          </w:p>
+        </w:tc>
+        <w:tc>
+          <w:tcPr>
+            <w:tcW w:w="0" w:type="auto"/>
+            <w:tcMar>
+              <w:top w:w="80" w:type="dxa"/>
+              <w:left w:w="100" w:type="dxa"/>
+              <w:bottom w:w="80" w:type="dxa"/>
+              <w:right w:w="100" w:type="dxa"/>
+            </w:tcMar>
+            <w:vAlign w:val="center"/>
+          </w:tcPr>
+          <w:p>
+            <w:r>
+              <w:t>0.05</w:t>
+            </w:r>
+          </w:p>
+        </w:tc>
+        <w:tc>
+          <w:tcPr>
+            <w:tcW w:w="0" w:type="auto"/>
+            <w:tcMar>
+              <w:top w:w="80" w:type="dxa"/>
+              <w:left w:w="100" w:type="dxa"/>
+              <w:bottom w:w="80" w:type="dxa"/>
+              <w:right w:w="100" w:type="dxa"/>
+            </w:tcMar>
+            <w:vAlign w:val="center"/>
+          </w:tcPr>
+          <w:p>
+            <w:r>
+              <w:t>Đủ lớn để hội tụ trong 5 epoch, nhưng không quá lớn gây dao động Δw giữa các node</w:t>
+            </w:r>
+          </w:p>
+        </w:tc>
+      </w:tr>
+      <w:tr>
+        <w:tblPrEx>
+          <w:tblCellMar>
+            <w:top w:w="0" w:type="dxa"/>
+            <w:bottom w:w="0" w:type="dxa"/>
+          </w:tblCellMar>
+        </w:tblPrEx>
+        <w:tc>
+          <w:tcPr>
+            <w:tcW w:w="0" w:type="auto"/>
+            <w:tcMar>
+              <w:top w:w="80" w:type="dxa"/>
+              <w:left w:w="100" w:type="dxa"/>
+              <w:bottom w:w="80" w:type="dxa"/>
+              <w:right w:w="100" w:type="dxa"/>
+            </w:tcMar>
+            <w:vAlign w:val="center"/>
+          </w:tcPr>
+          <w:p>
+            <w:r>
+              <w:t>Epoch cục bộ</w:t>
+            </w:r>
+          </w:p>
+        </w:tc>
+        <w:tc>
+          <w:tcPr>
+            <w:tcW w:w="0" w:type="auto"/>
+            <w:tcMar>
+              <w:top w:w="80" w:type="dxa"/>
+              <w:left w:w="100" w:type="dxa"/>
+              <w:bottom w:w="80" w:type="dxa"/>
+              <w:right w:w="100" w:type="dxa"/>
+            </w:tcMar>
+            <w:vAlign w:val="center"/>
+          </w:tcPr>
+          <w:p>
+            <w:r>
+              <w:t>5</w:t>
+            </w:r>
+          </w:p>
+        </w:tc>
+        <w:tc>
+          <w:tcPr>
+            <w:tcW w:w="0" w:type="auto"/>
+            <w:tcMar>
+              <w:top w:w="80" w:type="dxa"/>
+              <w:left w:w="100" w:type="dxa"/>
+              <w:bottom w:w="80" w:type="dxa"/>
+              <w:right w:w="100" w:type="dxa"/>
+            </w:tcMar>
+            <w:vAlign w:val="center"/>
+          </w:tcPr>
+          <w:p>
+            <w:r>
+              <w:t>Cân bằng giữa hội tụ cục bộ tốt và tránh overfit lên dữ liệu non-IID của riêng node</w:t>
+            </w:r>
+          </w:p>
+        </w:tc>
+      </w:tr>
+      <w:tr>
+        <w:tblPrEx>
+          <w:tblCellMar>
+            <w:top w:w="0" w:type="dxa"/>
+            <w:bottom w:w="0" w:type="dxa"/>
+          </w:tblCellMar>
+        </w:tblPrEx>
+        <w:tc>
+          <w:tcPr>
+            <w:tcW w:w="0" w:type="auto"/>
+            <w:tcMar>
+              <w:top w:w="80" w:type="dxa"/>
+              <w:left w:w="100" w:type="dxa"/>
+              <w:bottom w:w="80" w:type="dxa"/>
+              <w:right w:w="100" w:type="dxa"/>
+            </w:tcMar>
+            <w:vAlign w:val="center"/>
+          </w:tcPr>
+          <w:p>
+            <w:r>
+              <w:t>Batch size</w:t>
+            </w:r>
+          </w:p>
+        </w:tc>
+        <w:tc>
+          <w:tcPr>
+            <w:tcW w:w="0" w:type="auto"/>
+            <w:tcMar>
+              <w:top w:w="80" w:type="dxa"/>
+              <w:left w:w="100" w:type="dxa"/>
+              <w:bottom w:w="80" w:type="dxa"/>
+              <w:right w:w="100" w:type="dxa"/>
+            </w:tcMar>
+            <w:vAlign w:val="center"/>
+          </w:tcPr>
+          <w:p>
+            <w:r>
+              <w:t>32</w:t>
+            </w:r>
+          </w:p>
+        </w:tc>
+        <w:tc>
+          <w:tcPr>
+            <w:tcW w:w="0" w:type="auto"/>
+            <w:tcMar>
+              <w:top w:w="80" w:type="dxa"/>
+              <w:left w:w="100" w:type="dxa"/>
+              <w:bottom w:w="80" w:type="dxa"/>
+              <w:right w:w="100" w:type="dxa"/>
+            </w:tcMar>
+            <w:vAlign w:val="center"/>
+          </w:tcPr>
+          <w:p>
+            <w:r>
+              <w:t>Phù hợp với quy mô dữ liệu mỗi node (153–290 mẫu train)</w:t>
+            </w:r>
+          </w:p>
+        </w:tc>
+      </w:tr>
+      <w:tr>
+        <w:tblPrEx>
+          <w:tblCellMar>
+            <w:top w:w="0" w:type="dxa"/>
+            <w:bottom w:w="0" w:type="dxa"/>
+          </w:tblCellMar>
+        </w:tblPrEx>
+        <w:tc>
+          <w:tcPr>
+            <w:tcW w:w="0" w:type="auto"/>
+            <w:tcMar>
+              <w:top w:w="80" w:type="dxa"/>
+              <w:left w:w="100" w:type="dxa"/>
+              <w:bottom w:w="80" w:type="dxa"/>
+              <w:right w:w="100" w:type="dxa"/>
+            </w:tcMar>
+            <w:vAlign w:val="center"/>
+          </w:tcPr>
+          <w:p>
+            <w:r>
+              <w:t>Hàm mất mát</w:t>
+            </w:r>
+          </w:p>
+        </w:tc>
+        <w:tc>
+          <w:tcPr>
+            <w:tcW w:w="0" w:type="auto"/>
+            <w:tcMar>
+              <w:top w:w="80" w:type="dxa"/>
+              <w:left w:w="100" w:type="dxa"/>
+              <w:bottom w:w="80" w:type="dxa"/>
+              <w:right w:w="100" w:type="dxa"/>
+            </w:tcMar>
+            <w:vAlign w:val="center"/>
+          </w:tcPr>
+          <w:p>
+            <w:r>
+              <w:t>CrossEntropyLoss</w:t>
+            </w:r>
+          </w:p>
+        </w:tc>
+        <w:tc>
+          <w:tcPr>
+            <w:tcW w:w="0" w:type="auto"/>
+            <w:tcMar>
+              <w:top w:w="80" w:type="dxa"/>
+              <w:left w:w="100" w:type="dxa"/>
+              <w:bottom w:w="80" w:type="dxa"/>
+              <w:right w:w="100" w:type="dxa"/>
+            </w:tcMar>
+            <w:vAlign w:val="center"/>
+          </w:tcPr>
+          <w:p>
+            <w:r>
+              <w:t>Chuẩn cho bài toán phân loại đa lớp (ở đây là 2 lớp)</w:t>
+            </w:r>
+          </w:p>
+        </w:tc>
+      </w:tr>
+    </w:tbl>
+    <w:p>
+      <w:pPr>
+        <w:spacing w:after="160"/>
+      </w:pPr>
+      <w:r>
+        <w:t>Sau khi huấn luyện xong, node chỉ gửi đi bộ trọng số mới (Δw dưới dạng vector phẳng, ghép từ toàn bộ tham số của mô hình) chứ không gửi gradient hay dữ liệu — đây chính là ranh giới bảo mật cốt lõi của Federated Learning.</w:t>
+      </w:r>
+    </w:p>
+    <w:p>
+      <w:pPr>
+        <w:pStyle w:val="Heading3"/>
+        <w:spacing w:before="180" w:after="100"/>
+      </w:pPr>
+      <w:bookmarkStart w:id="10" w:name="_Toc240098955"/>
+      <w:r>
+        <w:t>3.2.3. Tổng hợp FedAvg</w:t>
+      </w:r>
+      <w:bookmarkEnd w:id="10"/>
+    </w:p>
+    <w:p>
+      <w:pPr>
+        <w:spacing w:after="160"/>
+      </w:pPr>
+      <w:r>
+        <w:t>Thuật toán tổng hợp là FedAvg (Federated Averaging – McMahan et al., 2017), ý tưởng cốt lõi là lấy trung bình có trọng số các bộ tham số cục bộ, trọng số tỉ lệ với số mẫu mỗi node đóng góp:</w:t>
+      </w:r>
+    </w:p>
+    <w:p>
+      <w:pPr>
+        <w:spacing w:after="160"/>
+        <w:jc w:val="center"/>
+      </w:pPr>
+      <w:r>
+        <w:t>w_global = Σ (n_i / N) × w_i,  với n_i là số mẫu của node i, N = Σ n_i</w:t>
+      </w:r>
+    </w:p>
+    <w:p>
+      <w:pPr>
+        <w:spacing w:after="160"/>
+      </w:pPr>
+      <w:r>
+        <w:t>Cách chia trọng số theo n_i (thay vì chia đều 1/số node) đảm bảo công bằng thống kê: node có nhiều dữ liệu hơn (ví dụ node 1 với 368 mẫu) sẽ có ảnh hưởng lớn hơn tới mô hình chung so với node ít dữ liệu (node 0 với 226 mẫu) — đúng tinh thần "đóng góp nhiều, ảnh hưởng nhiều", đồng thời cũng là căn cứ để tầng Blockchain tính token thưởng theo đúng công thức tương tự (mục 3.3.2).</w:t>
+      </w:r>
+    </w:p>
+    <w:p>
+      <w:pPr>
+        <w:spacing w:after="160"/>
+      </w:pPr>
+      <w:r>
+        <w:t>Việc tính trung bình được thực hiện off-chain (trong ai_model/fedavg.py) vì: chi phí gas để nhân/cộng hàng trăm số thực dấu phẩy động ngay trên EVM là không cần thiết và tốn kém; EVM cũng không có kiểu dữ liệu số thực gốc. Sau khi tính xong, toàn bộ vector trọng số mới được băm bằng keccak256 thành 32 byte duy nhất, và chỉ giá trị hash này được ghi lên smart contract qua hàm aggregate() — chuỗi đóng vai trò trọng tài xác nhận "phiên bản nào là bản chính thức", không đóng vai trò máy tính.</w:t>
+      </w:r>
+    </w:p>
+    <w:p>
+      <w:pPr>
+        <w:pStyle w:val="Heading3"/>
+        <w:spacing w:before="180" w:after="100"/>
+      </w:pPr>
+      <w:bookmarkStart w:id="11" w:name="_Toc240098956"/>
+      <w:r>
+        <w:t>3.2.4. Vòng lặp huấn luyện và tiêu chí đánh giá</w:t>
+      </w:r>
+      <w:bookmarkEnd w:id="11"/>
+    </w:p>
+    <w:p>
+      <w:pPr>
+        <w:pStyle w:val="ListParagraph"/>
+        <w:numPr>
+          <w:ilvl w:val="0"/>
+          <w:numId w:val="1"/>
+        </w:numPr>
+        <w:spacing w:after="80"/>
+      </w:pPr>
+      <w:r>
+        <w:t>Bước 1 — Khởi tạo: Global Model khởi tạo ngẫu nhiên (round 0), dùng làm baseline so sánh.</w:t>
+      </w:r>
+    </w:p>
+    <w:p>
+      <w:pPr>
+        <w:pStyle w:val="ListParagraph"/>
+        <w:numPr>
+          <w:ilvl w:val="0"/>
+          <w:numId w:val="1"/>
+        </w:numPr>
+        <w:spacing w:after="80"/>
+      </w:pPr>
+      <w:r>
+        <w:t>Bước 2 — Broadcast: global weights hiện tại được gửi (giả lập, gọi hàm trực tiếp trong run_demo.py) xuống toàn bộ 4 node.</w:t>
+      </w:r>
+    </w:p>
+    <w:p>
+      <w:pPr>
+        <w:pStyle w:val="ListParagraph"/>
+        <w:numPr>
+          <w:ilvl w:val="0"/>
+          <w:numId w:val="1"/>
+        </w:numPr>
+        <w:spacing w:after="80"/>
+      </w:pPr>
+      <w:r>
+        <w:t>Bước 3 — Local training: mỗi node huấn luyện độc lập theo cấu hình ở mục 3.2.2.</w:t>
+      </w:r>
+    </w:p>
+    <w:p>
+      <w:pPr>
+        <w:pStyle w:val="ListParagraph"/>
+        <w:numPr>
+          <w:ilvl w:val="0"/>
+          <w:numId w:val="1"/>
+        </w:numPr>
+        <w:spacing w:after="80"/>
+      </w:pPr>
+      <w:r>
+        <w:t>Bước 4 — Submit: node băm Δw và gọi submitWeights() lên smart contract kèm số mẫu n_i.</w:t>
+      </w:r>
+    </w:p>
+    <w:p>
+      <w:pPr>
+        <w:pStyle w:val="ListParagraph"/>
+        <w:numPr>
+          <w:ilvl w:val="0"/>
+          <w:numId w:val="1"/>
+        </w:numPr>
+        <w:spacing w:after="80"/>
+      </w:pPr>
+      <w:r>
+        <w:t>Bước 5 — Aggregate: khi đủ 4/4 node đã nộp (minNodes = 3, có thể chốt sớm hơn), chạy FedAvg off-chain, ghi hash lên chain.</w:t>
+      </w:r>
+    </w:p>
+    <w:p>
+      <w:pPr>
+        <w:pStyle w:val="ListParagraph"/>
+        <w:numPr>
+          <w:ilvl w:val="0"/>
+          <w:numId w:val="1"/>
+        </w:numPr>
+        <w:spacing w:after="80"/>
+      </w:pPr>
+      <w:r>
+        <w:t>Bước 6 — Đánh giá: Global Model mới được chấm lại trên tập test gộp của toàn bộ 4 node (chưa từng thấy trong huấn luyện) để đo accuracy, F1 (lớp bất thường) và loss — đây chính là 3 chỉ số dùng để vẽ đường hội tụ ở Hình 2.</w:t>
+      </w:r>
+    </w:p>
+    <w:p>
+      <w:pPr>
+        <w:pStyle w:val="ListParagraph"/>
+        <w:numPr>
+          <w:ilvl w:val="0"/>
+          <w:numId w:val="1"/>
+        </w:numPr>
+        <w:spacing w:after="80"/>
+      </w:pPr>
+      <w:r>
+        <w:t>Bước 7 — Thưởng &amp; lặp: hợp đồng phân phối token BFL theo tỉ lệ n_i, sau đó mở round tiếp theo (advanceRound()), quay lại Bước 2.</w:t>
+      </w:r>
+    </w:p>
+    <w:p>
+      <w:pPr>
+        <w:spacing w:after="160"/>
+      </w:pPr>
+      <w:r>
+        <w:t>Việc luôn đánh giá trên tập test gộp (không phải tập train) ở mọi round là điều kiện bắt buộc để đường cong ở Hình 2 phản ánh đúng khả năng tổng quát hoá của mô hình, chứ không phải hiện tượng học thuộc lòng dữ liệu cục bộ. Đây cũng là cơ sở cho phép so sánh trực tiếp accuracy của Global Model với accuracy của từng node tự huấn luyện riêng lẻ ở mục 5.2 — vì cả hai đều được chấm trên chính xác cùng một tập test.</w:t>
+      </w:r>
+    </w:p>
+    <w:p>
+      <w:pPr>
+        <w:pStyle w:val="Heading2"/>
+        <w:spacing w:before="240" w:after="120"/>
+      </w:pPr>
+      <w:bookmarkStart w:id="12" w:name="_Toc240098957"/>
+      <w:r>
+        <w:t>3.3. Tầng Blockchain (Smart Contract)</w:t>
+      </w:r>
+      <w:bookmarkEnd w:id="12"/>
+    </w:p>
+    <w:p>
+      <w:pPr>
+        <w:spacing w:after="160"/>
+      </w:pPr>
+      <w:r>
+        <w:t>Ngôn ngữ Solidity 0.8.24, phát triển và kiểm thử trên Hardhat local network. Hai smart contract:</w:t>
+      </w:r>
+    </w:p>
+    <w:p>
+      <w:pPr>
+        <w:pStyle w:val="Heading3"/>
+        <w:spacing w:before="180" w:after="100"/>
+      </w:pPr>
+      <w:bookmarkStart w:id="13" w:name="_Toc240098958"/>
+      <w:r>
+        <w:t>3.3.1. BlockFLToken.sol — token ERC-20 thưởng</w:t>
+      </w:r>
+      <w:bookmarkEnd w:id="13"/>
+    </w:p>
+    <w:p>
+      <w:pPr>
+        <w:spacing w:after="160"/>
+      </w:pPr>
+      <w:r>
+        <w:t>Token BFL tối giản, tuân thủ chuẩn ERC-20 (transfer, approve, transferFrom). Chỉ địa chỉ minter (được set là FederatedAggregator sau khi deploy) mới được phép mint — chống việc chủ hợp đồng tự phát token cho mình.</w:t>
+      </w:r>
+    </w:p>
+    <w:p>
+      <w:pPr>
+        <w:pStyle w:val="Heading3"/>
+        <w:spacing w:before="180" w:after="100"/>
+      </w:pPr>
+      <w:bookmarkStart w:id="14" w:name="_Toc240098959"/>
+      <w:r>
+        <w:t>3.3.2. FederatedAggregator.sol — điều phối round FL</w:t>
+      </w:r>
+      <w:bookmarkEnd w:id="14"/>
+    </w:p>
+    <w:tbl>
+      <w:tblPr>
+        <w:tblW w:w="9350" w:type="dxa"/>
+        <w:tblBorders>
+          <w:top w:val="single" w:sz="4" w:space="0" w:color="auto"/>
+          <w:left w:val="single" w:sz="4" w:space="0" w:color="auto"/>
+          <w:bottom w:val="single" w:sz="4" w:space="0" w:color="auto"/>
+          <w:right w:val="single" w:sz="4" w:space="0" w:color="auto"/>
+          <w:insideH w:val="single" w:sz="4" w:space="0" w:color="auto"/>
+          <w:insideV w:val="single" w:sz="4" w:space="0" w:color="auto"/>
+        </w:tblBorders>
+        <w:tblCellMar>
+          <w:left w:w="10" w:type="dxa"/>
+          <w:right w:w="10" w:type="dxa"/>
+        </w:tblCellMar>
+        <w:tblLook w:val="0000" w:firstRow="0" w:lastRow="0" w:firstColumn="0" w:lastColumn="0" w:noHBand="0" w:noVBand="0"/>
       </w:tblPr>
       <w:tblGrid>
         <w:gridCol w:w="2916"/>
@@ -3566,11 +4448,11 @@
         <w:pStyle w:val="Heading1"/>
         <w:spacing w:before="320" w:after="160"/>
       </w:pPr>
-      <w:bookmarkStart w:id="11" w:name="_Toc240098591"/>
+      <w:bookmarkStart w:id="15" w:name="_Toc240098960"/>
       <w:r>
         <w:t>4. Công nghệ sử dụng</w:t>
       </w:r>
-      <w:bookmarkEnd w:id="11"/>
+      <w:bookmarkEnd w:id="15"/>
     </w:p>
     <w:tbl>
       <w:tblPr>
@@ -3587,7 +4469,7 @@
           <w:left w:w="10" w:type="dxa"/>
           <w:right w:w="10" w:type="dxa"/>
         </w:tblCellMar>
-        <w:tblLook w:val="04A0" w:firstRow="1" w:lastRow="0" w:firstColumn="1" w:lastColumn="0" w:noHBand="0" w:noVBand="1"/>
+        <w:tblLook w:val="0000" w:firstRow="0" w:lastRow="0" w:firstColumn="0" w:lastColumn="0" w:noHBand="0" w:noVBand="0"/>
       </w:tblPr>
       <w:tblGrid>
         <w:gridCol w:w="3061"/>
@@ -3946,22 +4828,22 @@
         <w:pStyle w:val="Heading1"/>
         <w:spacing w:before="320" w:after="160"/>
       </w:pPr>
-      <w:bookmarkStart w:id="12" w:name="_Toc240098592"/>
+      <w:bookmarkStart w:id="16" w:name="_Toc240098961"/>
       <w:r>
         <w:t>5. Kết quả thực nghiệm</w:t>
       </w:r>
-      <w:bookmarkEnd w:id="12"/>
+      <w:bookmarkEnd w:id="16"/>
     </w:p>
     <w:p>
       <w:pPr>
         <w:pStyle w:val="Heading2"/>
         <w:spacing w:before="240" w:after="120"/>
       </w:pPr>
-      <w:bookmarkStart w:id="13" w:name="_Toc240098593"/>
+      <w:bookmarkStart w:id="17" w:name="_Toc240098962"/>
       <w:r>
         <w:t>5.1. Hội tụ của Global Model qua từng round</w:t>
       </w:r>
-      <w:bookmarkEnd w:id="13"/>
+      <w:bookmarkEnd w:id="17"/>
     </w:p>
     <w:p>
       <w:pPr>
@@ -3981,10 +4863,10 @@
           <w:noProof/>
         </w:rPr>
         <w:drawing>
-          <wp:inline distT="0" distB="0" distL="0" distR="0" wp14:anchorId="35B6D297" wp14:editId="41B9AA65">
+          <wp:inline distT="0" distB="0" distL="0" distR="0" wp14:anchorId="4630E57F" wp14:editId="5CE106C3">
             <wp:extent cx="4572000" cy="2571750"/>
             <wp:effectExtent l="0" t="0" r="0" b="0"/>
-            <wp:docPr id="1887776319" name="Picture 1887776319"/>
+            <wp:docPr id="1604654460" name="Picture 1604654460"/>
             <wp:cNvGraphicFramePr>
               <a:graphicFrameLocks xmlns:a="http://schemas.openxmlformats.org/drawingml/2006/main" noChangeAspect="1"/>
             </wp:cNvGraphicFramePr>
@@ -4050,7 +4932,7 @@
           <w:left w:w="10" w:type="dxa"/>
           <w:right w:w="10" w:type="dxa"/>
         </w:tblCellMar>
-        <w:tblLook w:val="04A0" w:firstRow="1" w:lastRow="0" w:firstColumn="1" w:lastColumn="0" w:noHBand="0" w:noVBand="1"/>
+        <w:tblLook w:val="0000" w:firstRow="0" w:lastRow="0" w:firstColumn="0" w:lastColumn="0" w:noHBand="0" w:noVBand="0"/>
       </w:tblPr>
       <w:tblGrid>
         <w:gridCol w:w="1931"/>
@@ -4754,11 +5636,11 @@
         <w:pStyle w:val="Heading2"/>
         <w:spacing w:before="240" w:after="120"/>
       </w:pPr>
-      <w:bookmarkStart w:id="14" w:name="_Toc240098594"/>
+      <w:bookmarkStart w:id="18" w:name="_Toc240098963"/>
       <w:r>
         <w:t>5.2. So sánh FedAvg với từng node tự huấn luyện riêng lẻ</w:t>
       </w:r>
-      <w:bookmarkEnd w:id="14"/>
+      <w:bookmarkEnd w:id="18"/>
     </w:p>
     <w:p>
       <w:pPr>
@@ -4778,10 +5660,10 @@
           <w:noProof/>
         </w:rPr>
         <w:drawing>
-          <wp:inline distT="0" distB="0" distL="0" distR="0" wp14:anchorId="0ACABFBC" wp14:editId="1F2A3703">
+          <wp:inline distT="0" distB="0" distL="0" distR="0" wp14:anchorId="3FCD4793" wp14:editId="413F98FC">
             <wp:extent cx="4572000" cy="2571750"/>
             <wp:effectExtent l="0" t="0" r="0" b="0"/>
-            <wp:docPr id="1042911469" name="Picture 1042911469"/>
+            <wp:docPr id="369612156" name="Picture 369612156"/>
             <wp:cNvGraphicFramePr>
               <a:graphicFrameLocks xmlns:a="http://schemas.openxmlformats.org/drawingml/2006/main" noChangeAspect="1"/>
             </wp:cNvGraphicFramePr>
@@ -4847,7 +5729,7 @@
           <w:left w:w="10" w:type="dxa"/>
           <w:right w:w="10" w:type="dxa"/>
         </w:tblCellMar>
-        <w:tblLook w:val="04A0" w:firstRow="1" w:lastRow="0" w:firstColumn="1" w:lastColumn="0" w:noHBand="0" w:noVBand="1"/>
+        <w:tblLook w:val="0000" w:firstRow="0" w:lastRow="0" w:firstColumn="0" w:lastColumn="0" w:noHBand="0" w:noVBand="0"/>
       </w:tblPr>
       <w:tblGrid>
         <w:gridCol w:w="776"/>
@@ -5275,11 +6157,11 @@
         <w:pStyle w:val="Heading2"/>
         <w:spacing w:before="240" w:after="120"/>
       </w:pPr>
-      <w:bookmarkStart w:id="15" w:name="_Toc240098595"/>
+      <w:bookmarkStart w:id="19" w:name="_Toc240098964"/>
       <w:r>
         <w:t>5.3. Kiểm định độ ổn định qua nhiều lần chia dữ liệu</w:t>
       </w:r>
-      <w:bookmarkEnd w:id="15"/>
+      <w:bookmarkEnd w:id="19"/>
     </w:p>
     <w:p>
       <w:pPr>
@@ -5299,10 +6181,10 @@
           <w:noProof/>
         </w:rPr>
         <w:drawing>
-          <wp:inline distT="0" distB="0" distL="0" distR="0" wp14:anchorId="318D2BE8" wp14:editId="0FDA3781">
+          <wp:inline distT="0" distB="0" distL="0" distR="0" wp14:anchorId="3FDCD96F" wp14:editId="168E41A8">
             <wp:extent cx="4572000" cy="2571750"/>
             <wp:effectExtent l="0" t="0" r="0" b="0"/>
-            <wp:docPr id="541433696" name="Picture 541433696"/>
+            <wp:docPr id="1365081449" name="Picture 1365081449"/>
             <wp:cNvGraphicFramePr>
               <a:graphicFrameLocks xmlns:a="http://schemas.openxmlformats.org/drawingml/2006/main" noChangeAspect="1"/>
             </wp:cNvGraphicFramePr>
@@ -5368,7 +6250,7 @@
           <w:left w:w="10" w:type="dxa"/>
           <w:right w:w="10" w:type="dxa"/>
         </w:tblCellMar>
-        <w:tblLook w:val="04A0" w:firstRow="1" w:lastRow="0" w:firstColumn="1" w:lastColumn="0" w:noHBand="0" w:noVBand="1"/>
+        <w:tblLook w:val="0000" w:firstRow="0" w:lastRow="0" w:firstColumn="0" w:lastColumn="0" w:noHBand="0" w:noVBand="0"/>
       </w:tblPr>
       <w:tblGrid>
         <w:gridCol w:w="6004"/>
@@ -5668,7 +6550,7 @@
           <w:left w:w="10" w:type="dxa"/>
           <w:right w:w="10" w:type="dxa"/>
         </w:tblCellMar>
-        <w:tblLook w:val="04A0" w:firstRow="1" w:lastRow="0" w:firstColumn="1" w:lastColumn="0" w:noHBand="0" w:noVBand="1"/>
+        <w:tblLook w:val="0000" w:firstRow="0" w:lastRow="0" w:firstColumn="0" w:lastColumn="0" w:noHBand="0" w:noVBand="0"/>
       </w:tblPr>
       <w:tblGrid>
         <w:gridCol w:w="656"/>
@@ -6936,11 +7818,11 @@
         <w:pStyle w:val="Heading2"/>
         <w:spacing w:before="240" w:after="120"/>
       </w:pPr>
-      <w:bookmarkStart w:id="16" w:name="_Toc240098596"/>
+      <w:bookmarkStart w:id="20" w:name="_Toc240098965"/>
       <w:r>
         <w:t>5.4. Kiểm thử smart contract</w:t>
       </w:r>
-      <w:bookmarkEnd w:id="16"/>
+      <w:bookmarkEnd w:id="20"/>
     </w:p>
     <w:p>
       <w:pPr>
@@ -6955,11 +7837,11 @@
         <w:pStyle w:val="Heading2"/>
         <w:spacing w:before="240" w:after="120"/>
       </w:pPr>
-      <w:bookmarkStart w:id="17" w:name="_Toc240098597"/>
+      <w:bookmarkStart w:id="21" w:name="_Toc240098966"/>
       <w:r>
         <w:t>5.5. Minh bạch và chống chối bỏ trên chuỗi</w:t>
       </w:r>
-      <w:bookmarkEnd w:id="17"/>
+      <w:bookmarkEnd w:id="21"/>
     </w:p>
     <w:p>
       <w:pPr>
@@ -6974,11 +7856,11 @@
         <w:pStyle w:val="Heading1"/>
         <w:spacing w:before="320" w:after="160"/>
       </w:pPr>
-      <w:bookmarkStart w:id="18" w:name="_Toc240098598"/>
+      <w:bookmarkStart w:id="22" w:name="_Toc240098967"/>
       <w:r>
         <w:t>6. Đánh giá rủi ro và phương án xử lý</w:t>
       </w:r>
-      <w:bookmarkEnd w:id="18"/>
+      <w:bookmarkEnd w:id="22"/>
     </w:p>
     <w:tbl>
       <w:tblPr>
@@ -6995,7 +7877,7 @@
           <w:left w:w="10" w:type="dxa"/>
           <w:right w:w="10" w:type="dxa"/>
         </w:tblCellMar>
-        <w:tblLook w:val="04A0" w:firstRow="1" w:lastRow="0" w:firstColumn="1" w:lastColumn="0" w:noHBand="0" w:noVBand="1"/>
+        <w:tblLook w:val="0000" w:firstRow="0" w:lastRow="0" w:firstColumn="0" w:lastColumn="0" w:noHBand="0" w:noVBand="0"/>
       </w:tblPr>
       <w:tblGrid>
         <w:gridCol w:w="3090"/>
@@ -7270,11 +8152,11 @@
         <w:pStyle w:val="Heading1"/>
         <w:spacing w:before="320" w:after="160"/>
       </w:pPr>
-      <w:bookmarkStart w:id="19" w:name="_Toc240098599"/>
+      <w:bookmarkStart w:id="23" w:name="_Toc240098968"/>
       <w:r>
         <w:t>7. Kết luận và hướng phát triển</w:t>
       </w:r>
-      <w:bookmarkEnd w:id="19"/>
+      <w:bookmarkEnd w:id="23"/>
     </w:p>
     <w:p>
       <w:pPr>
@@ -7349,11 +8231,11 @@
         <w:pStyle w:val="Heading1"/>
         <w:spacing w:before="320" w:after="160"/>
       </w:pPr>
-      <w:bookmarkStart w:id="20" w:name="_Toc240098600"/>
+      <w:bookmarkStart w:id="24" w:name="_Toc240098969"/>
       <w:r>
         <w:t>8. Cấu trúc repository GitHub</w:t>
       </w:r>
-      <w:bookmarkEnd w:id="20"/>
+      <w:bookmarkEnd w:id="24"/>
     </w:p>
     <w:p>
       <w:pPr>
@@ -7480,11 +8362,11 @@
         <w:pStyle w:val="Heading1"/>
         <w:spacing w:before="320" w:after="160"/>
       </w:pPr>
-      <w:bookmarkStart w:id="21" w:name="_Toc240098601"/>
+      <w:bookmarkStart w:id="25" w:name="_Toc240098970"/>
       <w:r>
         <w:t>9. Phân công nhiệm vụ</w:t>
       </w:r>
-      <w:bookmarkEnd w:id="21"/>
+      <w:bookmarkEnd w:id="25"/>
     </w:p>
     <w:p>
       <w:pPr>
@@ -7509,7 +8391,7 @@
           <w:left w:w="10" w:type="dxa"/>
           <w:right w:w="10" w:type="dxa"/>
         </w:tblCellMar>
-        <w:tblLook w:val="04A0" w:firstRow="1" w:lastRow="0" w:firstColumn="1" w:lastColumn="0" w:noHBand="0" w:noVBand="1"/>
+        <w:tblLook w:val="0000" w:firstRow="0" w:lastRow="0" w:firstColumn="0" w:lastColumn="0" w:noHBand="0" w:noVBand="0"/>
       </w:tblPr>
       <w:tblGrid>
         <w:gridCol w:w="2936"/>
@@ -7784,11 +8666,11 @@
         <w:pStyle w:val="Heading1"/>
         <w:spacing w:before="320" w:after="160"/>
       </w:pPr>
-      <w:bookmarkStart w:id="22" w:name="_Toc240098602"/>
+      <w:bookmarkStart w:id="26" w:name="_Toc240098971"/>
       <w:r>
         <w:t>10. Tài liệu tham khảo</w:t>
       </w:r>
-      <w:bookmarkEnd w:id="22"/>
+      <w:bookmarkEnd w:id="26"/>
     </w:p>
     <w:p>
       <w:pPr>
@@ -7990,10 +8872,10 @@
 <file path=word/numbering.xml><?xml version="1.0" encoding="utf-8"?>
 <w:numbering xmlns:wpc="http://schemas.microsoft.com/office/word/2010/wordprocessingCanvas" xmlns:cx="http://schemas.microsoft.com/office/drawing/2014/chartex" xmlns:cx1="http://schemas.microsoft.com/office/drawing/2015/9/8/chartex" xmlns:cx2="http://schemas.microsoft.com/office/drawing/2015/10/21/chartex" xmlns:cx3="http://schemas.microsoft.com/office/drawing/2016/5/9/chartex" xmlns:cx4="http://schemas.microsoft.com/office/drawing/2016/5/10/chartex" xmlns:cx5="http://schemas.microsoft.com/office/drawing/2016/5/11/chartex" xmlns:cx6="http://schemas.microsoft.com/office/drawing/2016/5/12/chartex" xmlns:cx7="http://schemas.microsoft.com/office/drawing/2016/5/13/chartex" xmlns:cx8="http://schemas.microsoft.com/office/drawing/2016/5/14/chartex" xmlns:mc="http://schemas.openxmlformats.org/markup-compatibility/2006" xmlns:aink="http://schemas.microsoft.com/office/drawing/2016/ink" xmlns:am3d="http://schemas.microsoft.com/office/drawing/2017/model3d" xmlns:o="urn:schemas-microsoft-com:office:office" xmlns:oel="http://schemas.microsoft.com/office/2019/extlst" xmlns:r="http://schemas.openxmlformats.org/officeDocument/2006/relationships" xmlns:m="http://schemas.openxmlformats.org/officeDocument/2006/math" xmlns:v="urn:schemas-microsoft-com:vml" xmlns:wp14="http://schemas.microsoft.com/office/word/2010/wordprocessingDrawing" xmlns:wp="http://schemas.openxmlformats.org/drawingml/2006/wordprocessingDrawing" xmlns:w10="urn:schemas-microsoft-com:office:word" xmlns:w="http://schemas.openxmlformats.org/wordprocessingml/2006/main" xmlns:w14="http://schemas.microsoft.com/office/word/2010/wordml" xmlns:w15="http://schemas.microsoft.com/office/word/2012/wordml" xmlns:w16cex="http://schemas.microsoft.com/office/word/2018/wordml/cex" xmlns:w16cid="http://schemas.microsoft.com/office/word/2016/wordml/cid" xmlns:w16="http://schemas.microsoft.com/office/word/2018/wordml" xmlns:w16du="http://schemas.microsoft.com/office/word/2023/wordml/word16du" xmlns:w16sdtdh="http://schemas.microsoft.com/office/word/2020/wordml/sdtdatahash" xmlns:w16sdtfl="http://schemas.microsoft.com/office/word/2024/wordml/sdtformatlock" xmlns:w16se="http://schemas.microsoft.com/office/word/2015/wordml/symex" xmlns:wpg="http://schemas.microsoft.com/office/word/2010/wordprocessingGroup" xmlns:wpi="http://schemas.microsoft.com/office/word/2010/wordprocessingInk" xmlns:wne="http://schemas.microsoft.com/office/word/2006/wordml" xmlns:wps="http://schemas.microsoft.com/office/word/2010/wordprocessingShape" mc:Ignorable="w14 w15 w16se w16cid w16 w16cex w16sdtdh w16sdtfl w16du wp14">
   <w:abstractNum w:abstractNumId="0" w15:restartNumberingAfterBreak="0">
-    <w:nsid w:val="22A257CD"/>
+    <w:nsid w:val="15AF1183"/>
     <w:multiLevelType w:val="hybridMultilevel"/>
-    <w:tmpl w:val="E4CE6506"/>
-    <w:lvl w:ilvl="0" w:tplc="F078C854">
+    <w:tmpl w:val="7E5AAE42"/>
+    <w:lvl w:ilvl="0" w:tplc="A6B294C0">
       <w:start w:val="1"/>
       <w:numFmt w:val="bullet"/>
       <w:lvlText w:val="●"/>
@@ -8002,7 +8884,7 @@
         <w:ind w:left="720" w:hanging="360"/>
       </w:pPr>
     </w:lvl>
-    <w:lvl w:ilvl="1" w:tplc="E1A2A43E">
+    <w:lvl w:ilvl="1" w:tplc="0CD6EE18">
       <w:start w:val="1"/>
       <w:numFmt w:val="bullet"/>
       <w:lvlText w:val="○"/>
@@ -8011,7 +8893,7 @@
         <w:ind w:left="1440" w:hanging="360"/>
       </w:pPr>
     </w:lvl>
-    <w:lvl w:ilvl="2" w:tplc="6F64AE1C">
+    <w:lvl w:ilvl="2" w:tplc="B6B6FF32">
       <w:start w:val="1"/>
       <w:numFmt w:val="bullet"/>
       <w:lvlText w:val="■"/>
@@ -8020,7 +8902,7 @@
         <w:ind w:left="2160" w:hanging="360"/>
       </w:pPr>
     </w:lvl>
-    <w:lvl w:ilvl="3" w:tplc="F170E0E4">
+    <w:lvl w:ilvl="3" w:tplc="A66C072A">
       <w:start w:val="1"/>
       <w:numFmt w:val="bullet"/>
       <w:lvlText w:val="●"/>
@@ -8029,7 +8911,7 @@
         <w:ind w:left="2880" w:hanging="360"/>
       </w:pPr>
     </w:lvl>
-    <w:lvl w:ilvl="4" w:tplc="1F28A5C0">
+    <w:lvl w:ilvl="4" w:tplc="24B80DAA">
       <w:start w:val="1"/>
       <w:numFmt w:val="bullet"/>
       <w:lvlText w:val="○"/>
@@ -8038,7 +8920,7 @@
         <w:ind w:left="3600" w:hanging="360"/>
       </w:pPr>
     </w:lvl>
-    <w:lvl w:ilvl="5" w:tplc="2DC41C80">
+    <w:lvl w:ilvl="5" w:tplc="B4B03B44">
       <w:start w:val="1"/>
       <w:numFmt w:val="bullet"/>
       <w:lvlText w:val="■"/>
@@ -8047,7 +8929,7 @@
         <w:ind w:left="4320" w:hanging="360"/>
       </w:pPr>
     </w:lvl>
-    <w:lvl w:ilvl="6" w:tplc="D5EAF44E">
+    <w:lvl w:ilvl="6" w:tplc="FCEC8B14">
       <w:start w:val="1"/>
       <w:numFmt w:val="bullet"/>
       <w:lvlText w:val="●"/>
@@ -8056,7 +8938,7 @@
         <w:ind w:left="5040" w:hanging="360"/>
       </w:pPr>
     </w:lvl>
-    <w:lvl w:ilvl="7" w:tplc="E9D06D18">
+    <w:lvl w:ilvl="7" w:tplc="EF309E6E">
       <w:start w:val="1"/>
       <w:numFmt w:val="bullet"/>
       <w:lvlText w:val="●"/>
@@ -8065,7 +8947,7 @@
         <w:ind w:left="5760" w:hanging="360"/>
       </w:pPr>
     </w:lvl>
-    <w:lvl w:ilvl="8" w:tplc="D000259C">
+    <w:lvl w:ilvl="8" w:tplc="929279CE">
       <w:start w:val="1"/>
       <w:numFmt w:val="bullet"/>
       <w:lvlText w:val="●"/>
@@ -8075,7 +8957,7 @@
       </w:pPr>
     </w:lvl>
   </w:abstractNum>
-  <w:num w:numId="1" w16cid:durableId="398749868">
+  <w:num w:numId="1" w16cid:durableId="1571378308">
     <w:abstractNumId w:val="0"/>
     <w:lvlOverride w:ilvl="0">
       <w:startOverride w:val="1"/>
@@ -8691,7 +9573,7 @@
     <w:autoRedefine/>
     <w:uiPriority w:val="39"/>
     <w:unhideWhenUsed/>
-    <w:rsid w:val="00DF6F32"/>
+    <w:rsid w:val="007C346C"/>
     <w:pPr>
       <w:spacing w:after="100"/>
     </w:pPr>
@@ -8703,7 +9585,7 @@
     <w:autoRedefine/>
     <w:uiPriority w:val="39"/>
     <w:unhideWhenUsed/>
-    <w:rsid w:val="00DF6F32"/>
+    <w:rsid w:val="007C346C"/>
     <w:pPr>
       <w:spacing w:after="100"/>
       <w:ind w:left="220"/>
@@ -8716,7 +9598,7 @@
     <w:autoRedefine/>
     <w:uiPriority w:val="39"/>
     <w:unhideWhenUsed/>
-    <w:rsid w:val="00DF6F32"/>
+    <w:rsid w:val="007C346C"/>
     <w:pPr>
       <w:spacing w:after="100"/>
       <w:ind w:left="440"/>

--- a/Report_NhomXX.docx
+++ b/Report_NhomXX.docx
@@ -161,7 +161,7 @@
         <w:t xml:space="preserve">Mã nguồn: </w:t>
       </w:r>
       <w:r>
-        <w:t>[Điền link GitHub repository]</w:t>
+        <w:t>https://github.com/minhchien2329/BlockFL</w:t>
       </w:r>
     </w:p>
     <w:p>
@@ -189,7 +189,7 @@
           <w:left w:w="10" w:type="dxa"/>
           <w:right w:w="10" w:type="dxa"/>
         </w:tblCellMar>
-        <w:tblLook w:val="0000" w:firstRow="0" w:lastRow="0" w:firstColumn="0" w:lastColumn="0" w:noHBand="0" w:noVBand="0"/>
+        <w:tblLook w:val="04A0" w:firstRow="1" w:lastRow="0" w:firstColumn="1" w:lastColumn="0" w:noHBand="0" w:noVBand="1"/>
       </w:tblPr>
       <w:tblGrid>
         <w:gridCol w:w="995"/>
@@ -600,7 +600,7 @@
         <w:pStyle w:val="Heading1"/>
         <w:spacing w:before="320" w:after="160"/>
       </w:pPr>
-      <w:bookmarkStart w:id="0" w:name="_Toc240098945"/>
+      <w:bookmarkStart w:id="0" w:name="_Toc240271097"/>
       <w:r>
         <w:t>Mục lục</w:t>
       </w:r>
@@ -609,7 +609,7 @@
     <w:sdt>
       <w:sdtPr>
         <w:alias w:val="Mục lục"/>
-        <w:id w:val="1993058239"/>
+        <w:id w:val="1171295067"/>
       </w:sdtPr>
       <w:sdtEndPr/>
       <w:sdtContent>
@@ -638,7 +638,7 @@
           <w:r>
             <w:fldChar w:fldCharType="separate"/>
           </w:r>
-          <w:hyperlink w:anchor="_Toc240098945" w:history="1">
+          <w:hyperlink w:anchor="_Toc240271097" w:history="1">
             <w:r>
               <w:rPr>
                 <w:rStyle w:val="Hyperlink"/>
@@ -662,7 +662,7 @@
               <w:rPr>
                 <w:noProof/>
               </w:rPr>
-              <w:instrText xml:space="preserve"> PAGEREF _Toc240098945 \h </w:instrText>
+              <w:instrText xml:space="preserve"> PAGEREF _Toc240271097 \h </w:instrText>
             </w:r>
             <w:r>
               <w:rPr>
@@ -705,7 +705,7 @@
               <w14:ligatures w14:val="standardContextual"/>
             </w:rPr>
           </w:pPr>
-          <w:hyperlink w:anchor="_Toc240098946" w:history="1">
+          <w:hyperlink w:anchor="_Toc240271098" w:history="1">
             <w:r>
               <w:rPr>
                 <w:rStyle w:val="Hyperlink"/>
@@ -729,7 +729,7 @@
               <w:rPr>
                 <w:noProof/>
               </w:rPr>
-              <w:instrText xml:space="preserve"> PAGEREF _Toc240098946 \h </w:instrText>
+              <w:instrText xml:space="preserve"> PAGEREF _Toc240271098 \h </w:instrText>
             </w:r>
             <w:r>
               <w:rPr>
@@ -772,7 +772,7 @@
               <w14:ligatures w14:val="standardContextual"/>
             </w:rPr>
           </w:pPr>
-          <w:hyperlink w:anchor="_Toc240098947" w:history="1">
+          <w:hyperlink w:anchor="_Toc240271099" w:history="1">
             <w:r>
               <w:rPr>
                 <w:rStyle w:val="Hyperlink"/>
@@ -796,7 +796,7 @@
               <w:rPr>
                 <w:noProof/>
               </w:rPr>
-              <w:instrText xml:space="preserve"> PAGEREF _Toc240098947 \h </w:instrText>
+              <w:instrText xml:space="preserve"> PAGEREF _Toc240271099 \h </w:instrText>
             </w:r>
             <w:r>
               <w:rPr>
@@ -839,7 +839,7 @@
               <w14:ligatures w14:val="standardContextual"/>
             </w:rPr>
           </w:pPr>
-          <w:hyperlink w:anchor="_Toc240098948" w:history="1">
+          <w:hyperlink w:anchor="_Toc240271100" w:history="1">
             <w:r>
               <w:rPr>
                 <w:rStyle w:val="Hyperlink"/>
@@ -863,7 +863,7 @@
               <w:rPr>
                 <w:noProof/>
               </w:rPr>
-              <w:instrText xml:space="preserve"> PAGEREF _Toc240098948 \h </w:instrText>
+              <w:instrText xml:space="preserve"> PAGEREF _Toc240271100 \h </w:instrText>
             </w:r>
             <w:r>
               <w:rPr>
@@ -906,7 +906,7 @@
               <w14:ligatures w14:val="standardContextual"/>
             </w:rPr>
           </w:pPr>
-          <w:hyperlink w:anchor="_Toc240098949" w:history="1">
+          <w:hyperlink w:anchor="_Toc240271101" w:history="1">
             <w:r>
               <w:rPr>
                 <w:rStyle w:val="Hyperlink"/>
@@ -930,7 +930,7 @@
               <w:rPr>
                 <w:noProof/>
               </w:rPr>
-              <w:instrText xml:space="preserve"> PAGEREF _Toc240098949 \h </w:instrText>
+              <w:instrText xml:space="preserve"> PAGEREF _Toc240271101 \h </w:instrText>
             </w:r>
             <w:r>
               <w:rPr>
@@ -973,7 +973,7 @@
               <w14:ligatures w14:val="standardContextual"/>
             </w:rPr>
           </w:pPr>
-          <w:hyperlink w:anchor="_Toc240098950" w:history="1">
+          <w:hyperlink w:anchor="_Toc240271102" w:history="1">
             <w:r>
               <w:rPr>
                 <w:rStyle w:val="Hyperlink"/>
@@ -997,7 +997,7 @@
               <w:rPr>
                 <w:noProof/>
               </w:rPr>
-              <w:instrText xml:space="preserve"> PAGEREF _Toc240098950 \h </w:instrText>
+              <w:instrText xml:space="preserve"> PAGEREF _Toc240271102 \h </w:instrText>
             </w:r>
             <w:r>
               <w:rPr>
@@ -1040,7 +1040,7 @@
               <w14:ligatures w14:val="standardContextual"/>
             </w:rPr>
           </w:pPr>
-          <w:hyperlink w:anchor="_Toc240098951" w:history="1">
+          <w:hyperlink w:anchor="_Toc240271103" w:history="1">
             <w:r>
               <w:rPr>
                 <w:rStyle w:val="Hyperlink"/>
@@ -1064,7 +1064,7 @@
               <w:rPr>
                 <w:noProof/>
               </w:rPr>
-              <w:instrText xml:space="preserve"> PAGEREF _Toc240098951 \h </w:instrText>
+              <w:instrText xml:space="preserve"> PAGEREF _Toc240271103 \h </w:instrText>
             </w:r>
             <w:r>
               <w:rPr>
@@ -1107,7 +1107,7 @@
               <w14:ligatures w14:val="standardContextual"/>
             </w:rPr>
           </w:pPr>
-          <w:hyperlink w:anchor="_Toc240098952" w:history="1">
+          <w:hyperlink w:anchor="_Toc240271104" w:history="1">
             <w:r>
               <w:rPr>
                 <w:rStyle w:val="Hyperlink"/>
@@ -1131,7 +1131,7 @@
               <w:rPr>
                 <w:noProof/>
               </w:rPr>
-              <w:instrText xml:space="preserve"> PAGEREF _Toc240098952 \h </w:instrText>
+              <w:instrText xml:space="preserve"> PAGEREF _Toc240271104 \h </w:instrText>
             </w:r>
             <w:r>
               <w:rPr>
@@ -1174,7 +1174,7 @@
               <w14:ligatures w14:val="standardContextual"/>
             </w:rPr>
           </w:pPr>
-          <w:hyperlink w:anchor="_Toc240098953" w:history="1">
+          <w:hyperlink w:anchor="_Toc240271105" w:history="1">
             <w:r>
               <w:rPr>
                 <w:rStyle w:val="Hyperlink"/>
@@ -1198,7 +1198,7 @@
               <w:rPr>
                 <w:noProof/>
               </w:rPr>
-              <w:instrText xml:space="preserve"> PAGEREF _Toc240098953 \h </w:instrText>
+              <w:instrText xml:space="preserve"> PAGEREF _Toc240271105 \h </w:instrText>
             </w:r>
             <w:r>
               <w:rPr>
@@ -1241,7 +1241,7 @@
               <w14:ligatures w14:val="standardContextual"/>
             </w:rPr>
           </w:pPr>
-          <w:hyperlink w:anchor="_Toc240098954" w:history="1">
+          <w:hyperlink w:anchor="_Toc240271106" w:history="1">
             <w:r>
               <w:rPr>
                 <w:rStyle w:val="Hyperlink"/>
@@ -1265,7 +1265,7 @@
               <w:rPr>
                 <w:noProof/>
               </w:rPr>
-              <w:instrText xml:space="preserve"> PAGEREF _Toc240098954 \h </w:instrText>
+              <w:instrText xml:space="preserve"> PAGEREF _Toc240271106 \h </w:instrText>
             </w:r>
             <w:r>
               <w:rPr>
@@ -1308,7 +1308,7 @@
               <w14:ligatures w14:val="standardContextual"/>
             </w:rPr>
           </w:pPr>
-          <w:hyperlink w:anchor="_Toc240098955" w:history="1">
+          <w:hyperlink w:anchor="_Toc240271107" w:history="1">
             <w:r>
               <w:rPr>
                 <w:rStyle w:val="Hyperlink"/>
@@ -1332,7 +1332,7 @@
               <w:rPr>
                 <w:noProof/>
               </w:rPr>
-              <w:instrText xml:space="preserve"> PAGEREF _Toc240098955 \h </w:instrText>
+              <w:instrText xml:space="preserve"> PAGEREF _Toc240271107 \h </w:instrText>
             </w:r>
             <w:r>
               <w:rPr>
@@ -1375,7 +1375,7 @@
               <w14:ligatures w14:val="standardContextual"/>
             </w:rPr>
           </w:pPr>
-          <w:hyperlink w:anchor="_Toc240098956" w:history="1">
+          <w:hyperlink w:anchor="_Toc240271108" w:history="1">
             <w:r>
               <w:rPr>
                 <w:rStyle w:val="Hyperlink"/>
@@ -1399,7 +1399,7 @@
               <w:rPr>
                 <w:noProof/>
               </w:rPr>
-              <w:instrText xml:space="preserve"> PAGEREF _Toc240098956 \h </w:instrText>
+              <w:instrText xml:space="preserve"> PAGEREF _Toc240271108 \h </w:instrText>
             </w:r>
             <w:r>
               <w:rPr>
@@ -1442,7 +1442,7 @@
               <w14:ligatures w14:val="standardContextual"/>
             </w:rPr>
           </w:pPr>
-          <w:hyperlink w:anchor="_Toc240098957" w:history="1">
+          <w:hyperlink w:anchor="_Toc240271109" w:history="1">
             <w:r>
               <w:rPr>
                 <w:rStyle w:val="Hyperlink"/>
@@ -1466,7 +1466,7 @@
               <w:rPr>
                 <w:noProof/>
               </w:rPr>
-              <w:instrText xml:space="preserve"> PAGEREF _Toc240098957 \h </w:instrText>
+              <w:instrText xml:space="preserve"> PAGEREF _Toc240271109 \h </w:instrText>
             </w:r>
             <w:r>
               <w:rPr>
@@ -1509,7 +1509,7 @@
               <w14:ligatures w14:val="standardContextual"/>
             </w:rPr>
           </w:pPr>
-          <w:hyperlink w:anchor="_Toc240098958" w:history="1">
+          <w:hyperlink w:anchor="_Toc240271110" w:history="1">
             <w:r>
               <w:rPr>
                 <w:rStyle w:val="Hyperlink"/>
@@ -1533,7 +1533,7 @@
               <w:rPr>
                 <w:noProof/>
               </w:rPr>
-              <w:instrText xml:space="preserve"> PAGEREF _Toc240098958 \h </w:instrText>
+              <w:instrText xml:space="preserve"> PAGEREF _Toc240271110 \h </w:instrText>
             </w:r>
             <w:r>
               <w:rPr>
@@ -1576,7 +1576,7 @@
               <w14:ligatures w14:val="standardContextual"/>
             </w:rPr>
           </w:pPr>
-          <w:hyperlink w:anchor="_Toc240098959" w:history="1">
+          <w:hyperlink w:anchor="_Toc240271111" w:history="1">
             <w:r>
               <w:rPr>
                 <w:rStyle w:val="Hyperlink"/>
@@ -1600,7 +1600,7 @@
               <w:rPr>
                 <w:noProof/>
               </w:rPr>
-              <w:instrText xml:space="preserve"> PAGEREF _Toc240098959 \h </w:instrText>
+              <w:instrText xml:space="preserve"> PAGEREF _Toc240271111 \h </w:instrText>
             </w:r>
             <w:r>
               <w:rPr>
@@ -1643,7 +1643,7 @@
               <w14:ligatures w14:val="standardContextual"/>
             </w:rPr>
           </w:pPr>
-          <w:hyperlink w:anchor="_Toc240098960" w:history="1">
+          <w:hyperlink w:anchor="_Toc240271112" w:history="1">
             <w:r>
               <w:rPr>
                 <w:rStyle w:val="Hyperlink"/>
@@ -1667,7 +1667,7 @@
               <w:rPr>
                 <w:noProof/>
               </w:rPr>
-              <w:instrText xml:space="preserve"> PAGEREF _Toc240098960 \h </w:instrText>
+              <w:instrText xml:space="preserve"> PAGEREF _Toc240271112 \h </w:instrText>
             </w:r>
             <w:r>
               <w:rPr>
@@ -1710,7 +1710,7 @@
               <w14:ligatures w14:val="standardContextual"/>
             </w:rPr>
           </w:pPr>
-          <w:hyperlink w:anchor="_Toc240098961" w:history="1">
+          <w:hyperlink w:anchor="_Toc240271113" w:history="1">
             <w:r>
               <w:rPr>
                 <w:rStyle w:val="Hyperlink"/>
@@ -1734,7 +1734,7 @@
               <w:rPr>
                 <w:noProof/>
               </w:rPr>
-              <w:instrText xml:space="preserve"> PAGEREF _Toc240098961 \h </w:instrText>
+              <w:instrText xml:space="preserve"> PAGEREF _Toc240271113 \h </w:instrText>
             </w:r>
             <w:r>
               <w:rPr>
@@ -1777,7 +1777,7 @@
               <w14:ligatures w14:val="standardContextual"/>
             </w:rPr>
           </w:pPr>
-          <w:hyperlink w:anchor="_Toc240098962" w:history="1">
+          <w:hyperlink w:anchor="_Toc240271114" w:history="1">
             <w:r>
               <w:rPr>
                 <w:rStyle w:val="Hyperlink"/>
@@ -1801,7 +1801,7 @@
               <w:rPr>
                 <w:noProof/>
               </w:rPr>
-              <w:instrText xml:space="preserve"> PAGEREF _Toc240098962 \h </w:instrText>
+              <w:instrText xml:space="preserve"> PAGEREF _Toc240271114 \h </w:instrText>
             </w:r>
             <w:r>
               <w:rPr>
@@ -1844,7 +1844,7 @@
               <w14:ligatures w14:val="standardContextual"/>
             </w:rPr>
           </w:pPr>
-          <w:hyperlink w:anchor="_Toc240098963" w:history="1">
+          <w:hyperlink w:anchor="_Toc240271115" w:history="1">
             <w:r>
               <w:rPr>
                 <w:rStyle w:val="Hyperlink"/>
@@ -1868,7 +1868,7 @@
               <w:rPr>
                 <w:noProof/>
               </w:rPr>
-              <w:instrText xml:space="preserve"> PAGEREF _Toc240098963 \h </w:instrText>
+              <w:instrText xml:space="preserve"> PAGEREF _Toc240271115 \h </w:instrText>
             </w:r>
             <w:r>
               <w:rPr>
@@ -1911,7 +1911,7 @@
               <w14:ligatures w14:val="standardContextual"/>
             </w:rPr>
           </w:pPr>
-          <w:hyperlink w:anchor="_Toc240098964" w:history="1">
+          <w:hyperlink w:anchor="_Toc240271116" w:history="1">
             <w:r>
               <w:rPr>
                 <w:rStyle w:val="Hyperlink"/>
@@ -1935,7 +1935,7 @@
               <w:rPr>
                 <w:noProof/>
               </w:rPr>
-              <w:instrText xml:space="preserve"> PAGEREF _Toc240098964 \h </w:instrText>
+              <w:instrText xml:space="preserve"> PAGEREF _Toc240271116 \h </w:instrText>
             </w:r>
             <w:r>
               <w:rPr>
@@ -1978,7 +1978,7 @@
               <w14:ligatures w14:val="standardContextual"/>
             </w:rPr>
           </w:pPr>
-          <w:hyperlink w:anchor="_Toc240098965" w:history="1">
+          <w:hyperlink w:anchor="_Toc240271117" w:history="1">
             <w:r>
               <w:rPr>
                 <w:rStyle w:val="Hyperlink"/>
@@ -2002,7 +2002,7 @@
               <w:rPr>
                 <w:noProof/>
               </w:rPr>
-              <w:instrText xml:space="preserve"> PAGEREF _Toc240098965 \h </w:instrText>
+              <w:instrText xml:space="preserve"> PAGEREF _Toc240271117 \h </w:instrText>
             </w:r>
             <w:r>
               <w:rPr>
@@ -2045,7 +2045,7 @@
               <w14:ligatures w14:val="standardContextual"/>
             </w:rPr>
           </w:pPr>
-          <w:hyperlink w:anchor="_Toc240098966" w:history="1">
+          <w:hyperlink w:anchor="_Toc240271118" w:history="1">
             <w:r>
               <w:rPr>
                 <w:rStyle w:val="Hyperlink"/>
@@ -2069,7 +2069,7 @@
               <w:rPr>
                 <w:noProof/>
               </w:rPr>
-              <w:instrText xml:space="preserve"> PAGEREF _Toc240098966 \h </w:instrText>
+              <w:instrText xml:space="preserve"> PAGEREF _Toc240271118 \h </w:instrText>
             </w:r>
             <w:r>
               <w:rPr>
@@ -2112,7 +2112,7 @@
               <w14:ligatures w14:val="standardContextual"/>
             </w:rPr>
           </w:pPr>
-          <w:hyperlink w:anchor="_Toc240098967" w:history="1">
+          <w:hyperlink w:anchor="_Toc240271119" w:history="1">
             <w:r>
               <w:rPr>
                 <w:rStyle w:val="Hyperlink"/>
@@ -2136,7 +2136,7 @@
               <w:rPr>
                 <w:noProof/>
               </w:rPr>
-              <w:instrText xml:space="preserve"> PAGEREF _Toc240098967 \h </w:instrText>
+              <w:instrText xml:space="preserve"> PAGEREF _Toc240271119 \h </w:instrText>
             </w:r>
             <w:r>
               <w:rPr>
@@ -2179,7 +2179,7 @@
               <w14:ligatures w14:val="standardContextual"/>
             </w:rPr>
           </w:pPr>
-          <w:hyperlink w:anchor="_Toc240098968" w:history="1">
+          <w:hyperlink w:anchor="_Toc240271120" w:history="1">
             <w:r>
               <w:rPr>
                 <w:rStyle w:val="Hyperlink"/>
@@ -2203,7 +2203,7 @@
               <w:rPr>
                 <w:noProof/>
               </w:rPr>
-              <w:instrText xml:space="preserve"> PAGEREF _Toc240098968 \h </w:instrText>
+              <w:instrText xml:space="preserve"> PAGEREF _Toc240271120 \h </w:instrText>
             </w:r>
             <w:r>
               <w:rPr>
@@ -2246,7 +2246,7 @@
               <w14:ligatures w14:val="standardContextual"/>
             </w:rPr>
           </w:pPr>
-          <w:hyperlink w:anchor="_Toc240098969" w:history="1">
+          <w:hyperlink w:anchor="_Toc240271121" w:history="1">
             <w:r>
               <w:rPr>
                 <w:rStyle w:val="Hyperlink"/>
@@ -2270,7 +2270,7 @@
               <w:rPr>
                 <w:noProof/>
               </w:rPr>
-              <w:instrText xml:space="preserve"> PAGEREF _Toc240098969 \h </w:instrText>
+              <w:instrText xml:space="preserve"> PAGEREF _Toc240271121 \h </w:instrText>
             </w:r>
             <w:r>
               <w:rPr>
@@ -2313,7 +2313,7 @@
               <w14:ligatures w14:val="standardContextual"/>
             </w:rPr>
           </w:pPr>
-          <w:hyperlink w:anchor="_Toc240098970" w:history="1">
+          <w:hyperlink w:anchor="_Toc240271122" w:history="1">
             <w:r>
               <w:rPr>
                 <w:rStyle w:val="Hyperlink"/>
@@ -2337,7 +2337,7 @@
               <w:rPr>
                 <w:noProof/>
               </w:rPr>
-              <w:instrText xml:space="preserve"> PAGEREF _Toc240098970 \h </w:instrText>
+              <w:instrText xml:space="preserve"> PAGEREF _Toc240271122 \h </w:instrText>
             </w:r>
             <w:r>
               <w:rPr>
@@ -2380,7 +2380,7 @@
               <w14:ligatures w14:val="standardContextual"/>
             </w:rPr>
           </w:pPr>
-          <w:hyperlink w:anchor="_Toc240098971" w:history="1">
+          <w:hyperlink w:anchor="_Toc240271123" w:history="1">
             <w:r>
               <w:rPr>
                 <w:rStyle w:val="Hyperlink"/>
@@ -2404,7 +2404,7 @@
               <w:rPr>
                 <w:noProof/>
               </w:rPr>
-              <w:instrText xml:space="preserve"> PAGEREF _Toc240098971 \h </w:instrText>
+              <w:instrText xml:space="preserve"> PAGEREF _Toc240271123 \h </w:instrText>
             </w:r>
             <w:r>
               <w:rPr>
@@ -2460,7 +2460,7 @@
         <w:pStyle w:val="Heading1"/>
         <w:spacing w:before="320" w:after="160"/>
       </w:pPr>
-      <w:bookmarkStart w:id="1" w:name="_Toc240098946"/>
+      <w:bookmarkStart w:id="1" w:name="_Toc240271098"/>
       <w:r>
         <w:t>1. Giới thiệu</w:t>
       </w:r>
@@ -2471,7 +2471,7 @@
         <w:pStyle w:val="Heading2"/>
         <w:spacing w:before="240" w:after="120"/>
       </w:pPr>
-      <w:bookmarkStart w:id="2" w:name="_Toc240098947"/>
+      <w:bookmarkStart w:id="2" w:name="_Toc240271099"/>
       <w:r>
         <w:t>1.1. Bối cảnh và bài toán</w:t>
       </w:r>
@@ -2498,7 +2498,7 @@
         <w:pStyle w:val="Heading2"/>
         <w:spacing w:before="240" w:after="120"/>
       </w:pPr>
-      <w:bookmarkStart w:id="3" w:name="_Toc240098948"/>
+      <w:bookmarkStart w:id="3" w:name="_Toc240271100"/>
       <w:r>
         <w:t>1.2. Mục tiêu đồ án</w:t>
       </w:r>
@@ -2517,7 +2517,7 @@
         <w:pStyle w:val="Heading1"/>
         <w:spacing w:before="320" w:after="160"/>
       </w:pPr>
-      <w:bookmarkStart w:id="4" w:name="_Toc240098949"/>
+      <w:bookmarkStart w:id="4" w:name="_Toc240271101"/>
       <w:r>
         <w:t>2. Kiến trúc hệ thống tổng quan</w:t>
       </w:r>
@@ -2541,7 +2541,7 @@
           <w:noProof/>
         </w:rPr>
         <w:drawing>
-          <wp:inline distT="0" distB="0" distL="0" distR="0" wp14:anchorId="13620B76" wp14:editId="335E5D5F">
+          <wp:inline distT="0" distB="0" distL="0" distR="0" wp14:anchorId="0053E5CA" wp14:editId="2DA334CD">
             <wp:extent cx="5334000" cy="2724150"/>
             <wp:effectExtent l="0" t="0" r="0" b="0"/>
             <wp:docPr id="1" name="Picture 1"/>
@@ -2686,7 +2686,7 @@
         <w:pStyle w:val="Heading1"/>
         <w:spacing w:before="320" w:after="160"/>
       </w:pPr>
-      <w:bookmarkStart w:id="5" w:name="_Toc240098950"/>
+      <w:bookmarkStart w:id="5" w:name="_Toc240271102"/>
       <w:r>
         <w:t>3. Thiết kế chi tiết từng tầng</w:t>
       </w:r>
@@ -2697,7 +2697,7 @@
         <w:pStyle w:val="Heading2"/>
         <w:spacing w:before="240" w:after="120"/>
       </w:pPr>
-      <w:bookmarkStart w:id="6" w:name="_Toc240098951"/>
+      <w:bookmarkStart w:id="6" w:name="_Toc240271103"/>
       <w:r>
         <w:t>3.1. Tầng IoT (Edge Node)</w:t>
       </w:r>
@@ -2726,7 +2726,7 @@
           <w:left w:w="10" w:type="dxa"/>
           <w:right w:w="10" w:type="dxa"/>
         </w:tblCellMar>
-        <w:tblLook w:val="0000" w:firstRow="0" w:lastRow="0" w:firstColumn="0" w:lastColumn="0" w:noHBand="0" w:noVBand="0"/>
+        <w:tblLook w:val="04A0" w:firstRow="1" w:lastRow="0" w:firstColumn="1" w:lastColumn="0" w:noHBand="0" w:noVBand="1"/>
       </w:tblPr>
       <w:tblGrid>
         <w:gridCol w:w="941"/>
@@ -3334,7 +3334,7 @@
         <w:pStyle w:val="Heading2"/>
         <w:spacing w:before="240" w:after="120"/>
       </w:pPr>
-      <w:bookmarkStart w:id="7" w:name="_Toc240098952"/>
+      <w:bookmarkStart w:id="7" w:name="_Toc240271104"/>
       <w:r>
         <w:t>3.2. Tầng AI (Federated Learning)</w:t>
       </w:r>
@@ -3345,7 +3345,7 @@
         <w:pStyle w:val="Heading3"/>
         <w:spacing w:before="180" w:after="100"/>
       </w:pPr>
-      <w:bookmarkStart w:id="8" w:name="_Toc240098953"/>
+      <w:bookmarkStart w:id="8" w:name="_Toc240271105"/>
       <w:r>
         <w:t>3.2.1. Kiến trúc mô hình</w:t>
       </w:r>
@@ -3411,7 +3411,7 @@
         <w:pStyle w:val="Heading3"/>
         <w:spacing w:before="180" w:after="100"/>
       </w:pPr>
-      <w:bookmarkStart w:id="9" w:name="_Toc240098954"/>
+      <w:bookmarkStart w:id="9" w:name="_Toc240271106"/>
       <w:r>
         <w:t>3.2.2. Huấn luyện cục bộ (local training)</w:t>
       </w:r>
@@ -3440,7 +3440,7 @@
           <w:left w:w="10" w:type="dxa"/>
           <w:right w:w="10" w:type="dxa"/>
         </w:tblCellMar>
-        <w:tblLook w:val="0000" w:firstRow="0" w:lastRow="0" w:firstColumn="0" w:lastColumn="0" w:noHBand="0" w:noVBand="0"/>
+        <w:tblLook w:val="04A0" w:firstRow="1" w:lastRow="0" w:firstColumn="1" w:lastColumn="0" w:noHBand="0" w:noVBand="1"/>
       </w:tblPr>
       <w:tblGrid>
         <w:gridCol w:w="1311"/>
@@ -3830,7 +3830,7 @@
         <w:pStyle w:val="Heading3"/>
         <w:spacing w:before="180" w:after="100"/>
       </w:pPr>
-      <w:bookmarkStart w:id="10" w:name="_Toc240098955"/>
+      <w:bookmarkStart w:id="10" w:name="_Toc240271107"/>
       <w:r>
         <w:t>3.2.3. Tổng hợp FedAvg</w:t>
       </w:r>
@@ -3874,7 +3874,7 @@
         <w:pStyle w:val="Heading3"/>
         <w:spacing w:before="180" w:after="100"/>
       </w:pPr>
-      <w:bookmarkStart w:id="11" w:name="_Toc240098956"/>
+      <w:bookmarkStart w:id="11" w:name="_Toc240271108"/>
       <w:r>
         <w:t>3.2.4. Vòng lặp huấn luyện và tiêu chí đánh giá</w:t>
       </w:r>
@@ -3984,7 +3984,7 @@
         <w:pStyle w:val="Heading2"/>
         <w:spacing w:before="240" w:after="120"/>
       </w:pPr>
-      <w:bookmarkStart w:id="12" w:name="_Toc240098957"/>
+      <w:bookmarkStart w:id="12" w:name="_Toc240271109"/>
       <w:r>
         <w:t>3.3. Tầng Blockchain (Smart Contract)</w:t>
       </w:r>
@@ -4003,7 +4003,7 @@
         <w:pStyle w:val="Heading3"/>
         <w:spacing w:before="180" w:after="100"/>
       </w:pPr>
-      <w:bookmarkStart w:id="13" w:name="_Toc240098958"/>
+      <w:bookmarkStart w:id="13" w:name="_Toc240271110"/>
       <w:r>
         <w:t>3.3.1. BlockFLToken.sol — token ERC-20 thưởng</w:t>
       </w:r>
@@ -4022,7 +4022,7 @@
         <w:pStyle w:val="Heading3"/>
         <w:spacing w:before="180" w:after="100"/>
       </w:pPr>
-      <w:bookmarkStart w:id="14" w:name="_Toc240098959"/>
+      <w:bookmarkStart w:id="14" w:name="_Toc240271111"/>
       <w:r>
         <w:t>3.3.2. FederatedAggregator.sol — điều phối round FL</w:t>
       </w:r>
@@ -4043,7 +4043,7 @@
           <w:left w:w="10" w:type="dxa"/>
           <w:right w:w="10" w:type="dxa"/>
         </w:tblCellMar>
-        <w:tblLook w:val="0000" w:firstRow="0" w:lastRow="0" w:firstColumn="0" w:lastColumn="0" w:noHBand="0" w:noVBand="0"/>
+        <w:tblLook w:val="04A0" w:firstRow="1" w:lastRow="0" w:firstColumn="1" w:lastColumn="0" w:noHBand="0" w:noVBand="1"/>
       </w:tblPr>
       <w:tblGrid>
         <w:gridCol w:w="2916"/>
@@ -4448,7 +4448,7 @@
         <w:pStyle w:val="Heading1"/>
         <w:spacing w:before="320" w:after="160"/>
       </w:pPr>
-      <w:bookmarkStart w:id="15" w:name="_Toc240098960"/>
+      <w:bookmarkStart w:id="15" w:name="_Toc240271112"/>
       <w:r>
         <w:t>4. Công nghệ sử dụng</w:t>
       </w:r>
@@ -4469,7 +4469,7 @@
           <w:left w:w="10" w:type="dxa"/>
           <w:right w:w="10" w:type="dxa"/>
         </w:tblCellMar>
-        <w:tblLook w:val="0000" w:firstRow="0" w:lastRow="0" w:firstColumn="0" w:lastColumn="0" w:noHBand="0" w:noVBand="0"/>
+        <w:tblLook w:val="04A0" w:firstRow="1" w:lastRow="0" w:firstColumn="1" w:lastColumn="0" w:noHBand="0" w:noVBand="1"/>
       </w:tblPr>
       <w:tblGrid>
         <w:gridCol w:w="3061"/>
@@ -4828,7 +4828,7 @@
         <w:pStyle w:val="Heading1"/>
         <w:spacing w:before="320" w:after="160"/>
       </w:pPr>
-      <w:bookmarkStart w:id="16" w:name="_Toc240098961"/>
+      <w:bookmarkStart w:id="16" w:name="_Toc240271113"/>
       <w:r>
         <w:t>5. Kết quả thực nghiệm</w:t>
       </w:r>
@@ -4839,7 +4839,7 @@
         <w:pStyle w:val="Heading2"/>
         <w:spacing w:before="240" w:after="120"/>
       </w:pPr>
-      <w:bookmarkStart w:id="17" w:name="_Toc240098962"/>
+      <w:bookmarkStart w:id="17" w:name="_Toc240271114"/>
       <w:r>
         <w:t>5.1. Hội tụ của Global Model qua từng round</w:t>
       </w:r>
@@ -4863,10 +4863,10 @@
           <w:noProof/>
         </w:rPr>
         <w:drawing>
-          <wp:inline distT="0" distB="0" distL="0" distR="0" wp14:anchorId="4630E57F" wp14:editId="5CE106C3">
+          <wp:inline distT="0" distB="0" distL="0" distR="0" wp14:anchorId="692D5BB6" wp14:editId="0C244909">
             <wp:extent cx="4572000" cy="2571750"/>
             <wp:effectExtent l="0" t="0" r="0" b="0"/>
-            <wp:docPr id="1604654460" name="Picture 1604654460"/>
+            <wp:docPr id="2111218277" name="Picture 2111218277"/>
             <wp:cNvGraphicFramePr>
               <a:graphicFrameLocks xmlns:a="http://schemas.openxmlformats.org/drawingml/2006/main" noChangeAspect="1"/>
             </wp:cNvGraphicFramePr>
@@ -4932,7 +4932,7 @@
           <w:left w:w="10" w:type="dxa"/>
           <w:right w:w="10" w:type="dxa"/>
         </w:tblCellMar>
-        <w:tblLook w:val="0000" w:firstRow="0" w:lastRow="0" w:firstColumn="0" w:lastColumn="0" w:noHBand="0" w:noVBand="0"/>
+        <w:tblLook w:val="04A0" w:firstRow="1" w:lastRow="0" w:firstColumn="1" w:lastColumn="0" w:noHBand="0" w:noVBand="1"/>
       </w:tblPr>
       <w:tblGrid>
         <w:gridCol w:w="1931"/>
@@ -5636,7 +5636,7 @@
         <w:pStyle w:val="Heading2"/>
         <w:spacing w:before="240" w:after="120"/>
       </w:pPr>
-      <w:bookmarkStart w:id="18" w:name="_Toc240098963"/>
+      <w:bookmarkStart w:id="18" w:name="_Toc240271115"/>
       <w:r>
         <w:t>5.2. So sánh FedAvg với từng node tự huấn luyện riêng lẻ</w:t>
       </w:r>
@@ -5660,10 +5660,10 @@
           <w:noProof/>
         </w:rPr>
         <w:drawing>
-          <wp:inline distT="0" distB="0" distL="0" distR="0" wp14:anchorId="3FCD4793" wp14:editId="413F98FC">
+          <wp:inline distT="0" distB="0" distL="0" distR="0" wp14:anchorId="671291AB" wp14:editId="4E6B3E30">
             <wp:extent cx="4572000" cy="2571750"/>
             <wp:effectExtent l="0" t="0" r="0" b="0"/>
-            <wp:docPr id="369612156" name="Picture 369612156"/>
+            <wp:docPr id="1055044102" name="Picture 1055044102"/>
             <wp:cNvGraphicFramePr>
               <a:graphicFrameLocks xmlns:a="http://schemas.openxmlformats.org/drawingml/2006/main" noChangeAspect="1"/>
             </wp:cNvGraphicFramePr>
@@ -5729,7 +5729,7 @@
           <w:left w:w="10" w:type="dxa"/>
           <w:right w:w="10" w:type="dxa"/>
         </w:tblCellMar>
-        <w:tblLook w:val="0000" w:firstRow="0" w:lastRow="0" w:firstColumn="0" w:lastColumn="0" w:noHBand="0" w:noVBand="0"/>
+        <w:tblLook w:val="04A0" w:firstRow="1" w:lastRow="0" w:firstColumn="1" w:lastColumn="0" w:noHBand="0" w:noVBand="1"/>
       </w:tblPr>
       <w:tblGrid>
         <w:gridCol w:w="776"/>
@@ -6157,7 +6157,7 @@
         <w:pStyle w:val="Heading2"/>
         <w:spacing w:before="240" w:after="120"/>
       </w:pPr>
-      <w:bookmarkStart w:id="19" w:name="_Toc240098964"/>
+      <w:bookmarkStart w:id="19" w:name="_Toc240271116"/>
       <w:r>
         <w:t>5.3. Kiểm định độ ổn định qua nhiều lần chia dữ liệu</w:t>
       </w:r>
@@ -6181,10 +6181,10 @@
           <w:noProof/>
         </w:rPr>
         <w:drawing>
-          <wp:inline distT="0" distB="0" distL="0" distR="0" wp14:anchorId="3FDCD96F" wp14:editId="168E41A8">
+          <wp:inline distT="0" distB="0" distL="0" distR="0" wp14:anchorId="033D94F4" wp14:editId="6C87FC20">
             <wp:extent cx="4572000" cy="2571750"/>
             <wp:effectExtent l="0" t="0" r="0" b="0"/>
-            <wp:docPr id="1365081449" name="Picture 1365081449"/>
+            <wp:docPr id="1250045459" name="Picture 1250045459"/>
             <wp:cNvGraphicFramePr>
               <a:graphicFrameLocks xmlns:a="http://schemas.openxmlformats.org/drawingml/2006/main" noChangeAspect="1"/>
             </wp:cNvGraphicFramePr>
@@ -6250,7 +6250,7 @@
           <w:left w:w="10" w:type="dxa"/>
           <w:right w:w="10" w:type="dxa"/>
         </w:tblCellMar>
-        <w:tblLook w:val="0000" w:firstRow="0" w:lastRow="0" w:firstColumn="0" w:lastColumn="0" w:noHBand="0" w:noVBand="0"/>
+        <w:tblLook w:val="04A0" w:firstRow="1" w:lastRow="0" w:firstColumn="1" w:lastColumn="0" w:noHBand="0" w:noVBand="1"/>
       </w:tblPr>
       <w:tblGrid>
         <w:gridCol w:w="6004"/>
@@ -6550,7 +6550,7 @@
           <w:left w:w="10" w:type="dxa"/>
           <w:right w:w="10" w:type="dxa"/>
         </w:tblCellMar>
-        <w:tblLook w:val="0000" w:firstRow="0" w:lastRow="0" w:firstColumn="0" w:lastColumn="0" w:noHBand="0" w:noVBand="0"/>
+        <w:tblLook w:val="04A0" w:firstRow="1" w:lastRow="0" w:firstColumn="1" w:lastColumn="0" w:noHBand="0" w:noVBand="1"/>
       </w:tblPr>
       <w:tblGrid>
         <w:gridCol w:w="656"/>
@@ -7818,7 +7818,7 @@
         <w:pStyle w:val="Heading2"/>
         <w:spacing w:before="240" w:after="120"/>
       </w:pPr>
-      <w:bookmarkStart w:id="20" w:name="_Toc240098965"/>
+      <w:bookmarkStart w:id="20" w:name="_Toc240271117"/>
       <w:r>
         <w:t>5.4. Kiểm thử smart contract</w:t>
       </w:r>
@@ -7837,7 +7837,7 @@
         <w:pStyle w:val="Heading2"/>
         <w:spacing w:before="240" w:after="120"/>
       </w:pPr>
-      <w:bookmarkStart w:id="21" w:name="_Toc240098966"/>
+      <w:bookmarkStart w:id="21" w:name="_Toc240271118"/>
       <w:r>
         <w:t>5.5. Minh bạch và chống chối bỏ trên chuỗi</w:t>
       </w:r>
@@ -7856,7 +7856,7 @@
         <w:pStyle w:val="Heading1"/>
         <w:spacing w:before="320" w:after="160"/>
       </w:pPr>
-      <w:bookmarkStart w:id="22" w:name="_Toc240098967"/>
+      <w:bookmarkStart w:id="22" w:name="_Toc240271119"/>
       <w:r>
         <w:t>6. Đánh giá rủi ro và phương án xử lý</w:t>
       </w:r>
@@ -7877,7 +7877,7 @@
           <w:left w:w="10" w:type="dxa"/>
           <w:right w:w="10" w:type="dxa"/>
         </w:tblCellMar>
-        <w:tblLook w:val="0000" w:firstRow="0" w:lastRow="0" w:firstColumn="0" w:lastColumn="0" w:noHBand="0" w:noVBand="0"/>
+        <w:tblLook w:val="04A0" w:firstRow="1" w:lastRow="0" w:firstColumn="1" w:lastColumn="0" w:noHBand="0" w:noVBand="1"/>
       </w:tblPr>
       <w:tblGrid>
         <w:gridCol w:w="3090"/>
@@ -8152,7 +8152,7 @@
         <w:pStyle w:val="Heading1"/>
         <w:spacing w:before="320" w:after="160"/>
       </w:pPr>
-      <w:bookmarkStart w:id="23" w:name="_Toc240098968"/>
+      <w:bookmarkStart w:id="23" w:name="_Toc240271120"/>
       <w:r>
         <w:t>7. Kết luận và hướng phát triển</w:t>
       </w:r>
@@ -8231,7 +8231,7 @@
         <w:pStyle w:val="Heading1"/>
         <w:spacing w:before="320" w:after="160"/>
       </w:pPr>
-      <w:bookmarkStart w:id="24" w:name="_Toc240098969"/>
+      <w:bookmarkStart w:id="24" w:name="_Toc240271121"/>
       <w:r>
         <w:t>8. Cấu trúc repository GitHub</w:t>
       </w:r>
@@ -8354,7 +8354,7 @@
         <w:spacing w:after="160"/>
       </w:pPr>
       <w:r>
-        <w:t>Repository công khai (Public) trên GitHub, link: [Điền link GitHub repository].</w:t>
+        <w:t>Repository công khai (Public) trên GitHub, link: https://github.com/minhchien2329/BlockFL.</w:t>
       </w:r>
     </w:p>
     <w:p>
@@ -8362,7 +8362,7 @@
         <w:pStyle w:val="Heading1"/>
         <w:spacing w:before="320" w:after="160"/>
       </w:pPr>
-      <w:bookmarkStart w:id="25" w:name="_Toc240098970"/>
+      <w:bookmarkStart w:id="25" w:name="_Toc240271122"/>
       <w:r>
         <w:t>9. Phân công nhiệm vụ</w:t>
       </w:r>
@@ -8391,7 +8391,7 @@
           <w:left w:w="10" w:type="dxa"/>
           <w:right w:w="10" w:type="dxa"/>
         </w:tblCellMar>
-        <w:tblLook w:val="0000" w:firstRow="0" w:lastRow="0" w:firstColumn="0" w:lastColumn="0" w:noHBand="0" w:noVBand="0"/>
+        <w:tblLook w:val="04A0" w:firstRow="1" w:lastRow="0" w:firstColumn="1" w:lastColumn="0" w:noHBand="0" w:noVBand="1"/>
       </w:tblPr>
       <w:tblGrid>
         <w:gridCol w:w="2936"/>
@@ -8666,7 +8666,7 @@
         <w:pStyle w:val="Heading1"/>
         <w:spacing w:before="320" w:after="160"/>
       </w:pPr>
-      <w:bookmarkStart w:id="26" w:name="_Toc240098971"/>
+      <w:bookmarkStart w:id="26" w:name="_Toc240271123"/>
       <w:r>
         <w:t>10. Tài liệu tham khảo</w:t>
       </w:r>
@@ -8872,10 +8872,10 @@
 <file path=word/numbering.xml><?xml version="1.0" encoding="utf-8"?>
 <w:numbering xmlns:wpc="http://schemas.microsoft.com/office/word/2010/wordprocessingCanvas" xmlns:cx="http://schemas.microsoft.com/office/drawing/2014/chartex" xmlns:cx1="http://schemas.microsoft.com/office/drawing/2015/9/8/chartex" xmlns:cx2="http://schemas.microsoft.com/office/drawing/2015/10/21/chartex" xmlns:cx3="http://schemas.microsoft.com/office/drawing/2016/5/9/chartex" xmlns:cx4="http://schemas.microsoft.com/office/drawing/2016/5/10/chartex" xmlns:cx5="http://schemas.microsoft.com/office/drawing/2016/5/11/chartex" xmlns:cx6="http://schemas.microsoft.com/office/drawing/2016/5/12/chartex" xmlns:cx7="http://schemas.microsoft.com/office/drawing/2016/5/13/chartex" xmlns:cx8="http://schemas.microsoft.com/office/drawing/2016/5/14/chartex" xmlns:mc="http://schemas.openxmlformats.org/markup-compatibility/2006" xmlns:aink="http://schemas.microsoft.com/office/drawing/2016/ink" xmlns:am3d="http://schemas.microsoft.com/office/drawing/2017/model3d" xmlns:o="urn:schemas-microsoft-com:office:office" xmlns:oel="http://schemas.microsoft.com/office/2019/extlst" xmlns:r="http://schemas.openxmlformats.org/officeDocument/2006/relationships" xmlns:m="http://schemas.openxmlformats.org/officeDocument/2006/math" xmlns:v="urn:schemas-microsoft-com:vml" xmlns:wp14="http://schemas.microsoft.com/office/word/2010/wordprocessingDrawing" xmlns:wp="http://schemas.openxmlformats.org/drawingml/2006/wordprocessingDrawing" xmlns:w10="urn:schemas-microsoft-com:office:word" xmlns:w="http://schemas.openxmlformats.org/wordprocessingml/2006/main" xmlns:w14="http://schemas.microsoft.com/office/word/2010/wordml" xmlns:w15="http://schemas.microsoft.com/office/word/2012/wordml" xmlns:w16cex="http://schemas.microsoft.com/office/word/2018/wordml/cex" xmlns:w16cid="http://schemas.microsoft.com/office/word/2016/wordml/cid" xmlns:w16="http://schemas.microsoft.com/office/word/2018/wordml" xmlns:w16du="http://schemas.microsoft.com/office/word/2023/wordml/word16du" xmlns:w16sdtdh="http://schemas.microsoft.com/office/word/2020/wordml/sdtdatahash" xmlns:w16sdtfl="http://schemas.microsoft.com/office/word/2024/wordml/sdtformatlock" xmlns:w16se="http://schemas.microsoft.com/office/word/2015/wordml/symex" xmlns:wpg="http://schemas.microsoft.com/office/word/2010/wordprocessingGroup" xmlns:wpi="http://schemas.microsoft.com/office/word/2010/wordprocessingInk" xmlns:wne="http://schemas.microsoft.com/office/word/2006/wordml" xmlns:wps="http://schemas.microsoft.com/office/word/2010/wordprocessingShape" mc:Ignorable="w14 w15 w16se w16cid w16 w16cex w16sdtdh w16sdtfl w16du wp14">
   <w:abstractNum w:abstractNumId="0" w15:restartNumberingAfterBreak="0">
-    <w:nsid w:val="15AF1183"/>
+    <w:nsid w:val="14787FD9"/>
     <w:multiLevelType w:val="hybridMultilevel"/>
-    <w:tmpl w:val="7E5AAE42"/>
-    <w:lvl w:ilvl="0" w:tplc="A6B294C0">
+    <w:tmpl w:val="18A86C4C"/>
+    <w:lvl w:ilvl="0" w:tplc="3B464356">
       <w:start w:val="1"/>
       <w:numFmt w:val="bullet"/>
       <w:lvlText w:val="●"/>
@@ -8884,7 +8884,7 @@
         <w:ind w:left="720" w:hanging="360"/>
       </w:pPr>
     </w:lvl>
-    <w:lvl w:ilvl="1" w:tplc="0CD6EE18">
+    <w:lvl w:ilvl="1" w:tplc="A6241EC0">
       <w:start w:val="1"/>
       <w:numFmt w:val="bullet"/>
       <w:lvlText w:val="○"/>
@@ -8893,7 +8893,7 @@
         <w:ind w:left="1440" w:hanging="360"/>
       </w:pPr>
     </w:lvl>
-    <w:lvl w:ilvl="2" w:tplc="B6B6FF32">
+    <w:lvl w:ilvl="2" w:tplc="0E44C6BE">
       <w:start w:val="1"/>
       <w:numFmt w:val="bullet"/>
       <w:lvlText w:val="■"/>
@@ -8902,7 +8902,7 @@
         <w:ind w:left="2160" w:hanging="360"/>
       </w:pPr>
     </w:lvl>
-    <w:lvl w:ilvl="3" w:tplc="A66C072A">
+    <w:lvl w:ilvl="3" w:tplc="D9D0B762">
       <w:start w:val="1"/>
       <w:numFmt w:val="bullet"/>
       <w:lvlText w:val="●"/>
@@ -8911,7 +8911,7 @@
         <w:ind w:left="2880" w:hanging="360"/>
       </w:pPr>
     </w:lvl>
-    <w:lvl w:ilvl="4" w:tplc="24B80DAA">
+    <w:lvl w:ilvl="4" w:tplc="B210A86A">
       <w:start w:val="1"/>
       <w:numFmt w:val="bullet"/>
       <w:lvlText w:val="○"/>
@@ -8920,7 +8920,7 @@
         <w:ind w:left="3600" w:hanging="360"/>
       </w:pPr>
     </w:lvl>
-    <w:lvl w:ilvl="5" w:tplc="B4B03B44">
+    <w:lvl w:ilvl="5" w:tplc="8A9C05D2">
       <w:start w:val="1"/>
       <w:numFmt w:val="bullet"/>
       <w:lvlText w:val="■"/>
@@ -8929,7 +8929,7 @@
         <w:ind w:left="4320" w:hanging="360"/>
       </w:pPr>
     </w:lvl>
-    <w:lvl w:ilvl="6" w:tplc="FCEC8B14">
+    <w:lvl w:ilvl="6" w:tplc="BEB0FF9E">
       <w:start w:val="1"/>
       <w:numFmt w:val="bullet"/>
       <w:lvlText w:val="●"/>
@@ -8938,7 +8938,7 @@
         <w:ind w:left="5040" w:hanging="360"/>
       </w:pPr>
     </w:lvl>
-    <w:lvl w:ilvl="7" w:tplc="EF309E6E">
+    <w:lvl w:ilvl="7" w:tplc="EEBAFAA8">
       <w:start w:val="1"/>
       <w:numFmt w:val="bullet"/>
       <w:lvlText w:val="●"/>
@@ -8947,7 +8947,7 @@
         <w:ind w:left="5760" w:hanging="360"/>
       </w:pPr>
     </w:lvl>
-    <w:lvl w:ilvl="8" w:tplc="929279CE">
+    <w:lvl w:ilvl="8" w:tplc="80E6742C">
       <w:start w:val="1"/>
       <w:numFmt w:val="bullet"/>
       <w:lvlText w:val="●"/>
@@ -8957,7 +8957,7 @@
       </w:pPr>
     </w:lvl>
   </w:abstractNum>
-  <w:num w:numId="1" w16cid:durableId="1571378308">
+  <w:num w:numId="1" w16cid:durableId="1540048925">
     <w:abstractNumId w:val="0"/>
     <w:lvlOverride w:ilvl="0">
       <w:startOverride w:val="1"/>
@@ -9573,7 +9573,7 @@
     <w:autoRedefine/>
     <w:uiPriority w:val="39"/>
     <w:unhideWhenUsed/>
-    <w:rsid w:val="007C346C"/>
+    <w:rsid w:val="005A3169"/>
     <w:pPr>
       <w:spacing w:after="100"/>
     </w:pPr>
@@ -9585,7 +9585,7 @@
     <w:autoRedefine/>
     <w:uiPriority w:val="39"/>
     <w:unhideWhenUsed/>
-    <w:rsid w:val="007C346C"/>
+    <w:rsid w:val="005A3169"/>
     <w:pPr>
       <w:spacing w:after="100"/>
       <w:ind w:left="220"/>
@@ -9598,7 +9598,7 @@
     <w:autoRedefine/>
     <w:uiPriority w:val="39"/>
     <w:unhideWhenUsed/>
-    <w:rsid w:val="007C346C"/>
+    <w:rsid w:val="005A3169"/>
     <w:pPr>
       <w:spacing w:after="100"/>
       <w:ind w:left="440"/>

--- a/Report_NhomXX.docx
+++ b/Report_NhomXX.docx
@@ -161,7 +161,7 @@
         <w:t xml:space="preserve">Mã nguồn: </w:t>
       </w:r>
       <w:r>
-        <w:t>https://github.com/minhchien2329/BlockFL</w:t>
+        <w:t>https://github.com/minhchien2329/BlockFL-nh-p</w:t>
       </w:r>
     </w:p>
     <w:p>
@@ -600,7 +600,7 @@
         <w:pStyle w:val="Heading1"/>
         <w:spacing w:before="320" w:after="160"/>
       </w:pPr>
-      <w:bookmarkStart w:id="0" w:name="_Toc240271097"/>
+      <w:bookmarkStart w:id="0" w:name="_Toc240274837"/>
       <w:r>
         <w:t>Mục lục</w:t>
       </w:r>
@@ -609,7 +609,7 @@
     <w:sdt>
       <w:sdtPr>
         <w:alias w:val="Mục lục"/>
-        <w:id w:val="1171295067"/>
+        <w:id w:val="476811111"/>
       </w:sdtPr>
       <w:sdtEndPr/>
       <w:sdtContent>
@@ -638,7 +638,7 @@
           <w:r>
             <w:fldChar w:fldCharType="separate"/>
           </w:r>
-          <w:hyperlink w:anchor="_Toc240271097" w:history="1">
+          <w:hyperlink w:anchor="_Toc240274837" w:history="1">
             <w:r>
               <w:rPr>
                 <w:rStyle w:val="Hyperlink"/>
@@ -662,7 +662,7 @@
               <w:rPr>
                 <w:noProof/>
               </w:rPr>
-              <w:instrText xml:space="preserve"> PAGEREF _Toc240271097 \h </w:instrText>
+              <w:instrText xml:space="preserve"> PAGEREF _Toc240274837 \h </w:instrText>
             </w:r>
             <w:r>
               <w:rPr>
@@ -705,7 +705,7 @@
               <w14:ligatures w14:val="standardContextual"/>
             </w:rPr>
           </w:pPr>
-          <w:hyperlink w:anchor="_Toc240271098" w:history="1">
+          <w:hyperlink w:anchor="_Toc240274838" w:history="1">
             <w:r>
               <w:rPr>
                 <w:rStyle w:val="Hyperlink"/>
@@ -729,7 +729,7 @@
               <w:rPr>
                 <w:noProof/>
               </w:rPr>
-              <w:instrText xml:space="preserve"> PAGEREF _Toc240271098 \h </w:instrText>
+              <w:instrText xml:space="preserve"> PAGEREF _Toc240274838 \h </w:instrText>
             </w:r>
             <w:r>
               <w:rPr>
@@ -772,7 +772,7 @@
               <w14:ligatures w14:val="standardContextual"/>
             </w:rPr>
           </w:pPr>
-          <w:hyperlink w:anchor="_Toc240271099" w:history="1">
+          <w:hyperlink w:anchor="_Toc240274839" w:history="1">
             <w:r>
               <w:rPr>
                 <w:rStyle w:val="Hyperlink"/>
@@ -796,7 +796,7 @@
               <w:rPr>
                 <w:noProof/>
               </w:rPr>
-              <w:instrText xml:space="preserve"> PAGEREF _Toc240271099 \h </w:instrText>
+              <w:instrText xml:space="preserve"> PAGEREF _Toc240274839 \h </w:instrText>
             </w:r>
             <w:r>
               <w:rPr>
@@ -839,7 +839,7 @@
               <w14:ligatures w14:val="standardContextual"/>
             </w:rPr>
           </w:pPr>
-          <w:hyperlink w:anchor="_Toc240271100" w:history="1">
+          <w:hyperlink w:anchor="_Toc240274840" w:history="1">
             <w:r>
               <w:rPr>
                 <w:rStyle w:val="Hyperlink"/>
@@ -863,7 +863,7 @@
               <w:rPr>
                 <w:noProof/>
               </w:rPr>
-              <w:instrText xml:space="preserve"> PAGEREF _Toc240271100 \h </w:instrText>
+              <w:instrText xml:space="preserve"> PAGEREF _Toc240274840 \h </w:instrText>
             </w:r>
             <w:r>
               <w:rPr>
@@ -906,7 +906,7 @@
               <w14:ligatures w14:val="standardContextual"/>
             </w:rPr>
           </w:pPr>
-          <w:hyperlink w:anchor="_Toc240271101" w:history="1">
+          <w:hyperlink w:anchor="_Toc240274841" w:history="1">
             <w:r>
               <w:rPr>
                 <w:rStyle w:val="Hyperlink"/>
@@ -930,7 +930,7 @@
               <w:rPr>
                 <w:noProof/>
               </w:rPr>
-              <w:instrText xml:space="preserve"> PAGEREF _Toc240271101 \h </w:instrText>
+              <w:instrText xml:space="preserve"> PAGEREF _Toc240274841 \h </w:instrText>
             </w:r>
             <w:r>
               <w:rPr>
@@ -973,7 +973,7 @@
               <w14:ligatures w14:val="standardContextual"/>
             </w:rPr>
           </w:pPr>
-          <w:hyperlink w:anchor="_Toc240271102" w:history="1">
+          <w:hyperlink w:anchor="_Toc240274842" w:history="1">
             <w:r>
               <w:rPr>
                 <w:rStyle w:val="Hyperlink"/>
@@ -997,7 +997,7 @@
               <w:rPr>
                 <w:noProof/>
               </w:rPr>
-              <w:instrText xml:space="preserve"> PAGEREF _Toc240271102 \h </w:instrText>
+              <w:instrText xml:space="preserve"> PAGEREF _Toc240274842 \h </w:instrText>
             </w:r>
             <w:r>
               <w:rPr>
@@ -1040,7 +1040,7 @@
               <w14:ligatures w14:val="standardContextual"/>
             </w:rPr>
           </w:pPr>
-          <w:hyperlink w:anchor="_Toc240271103" w:history="1">
+          <w:hyperlink w:anchor="_Toc240274843" w:history="1">
             <w:r>
               <w:rPr>
                 <w:rStyle w:val="Hyperlink"/>
@@ -1064,7 +1064,7 @@
               <w:rPr>
                 <w:noProof/>
               </w:rPr>
-              <w:instrText xml:space="preserve"> PAGEREF _Toc240271103 \h </w:instrText>
+              <w:instrText xml:space="preserve"> PAGEREF _Toc240274843 \h </w:instrText>
             </w:r>
             <w:r>
               <w:rPr>
@@ -1107,7 +1107,7 @@
               <w14:ligatures w14:val="standardContextual"/>
             </w:rPr>
           </w:pPr>
-          <w:hyperlink w:anchor="_Toc240271104" w:history="1">
+          <w:hyperlink w:anchor="_Toc240274844" w:history="1">
             <w:r>
               <w:rPr>
                 <w:rStyle w:val="Hyperlink"/>
@@ -1131,7 +1131,7 @@
               <w:rPr>
                 <w:noProof/>
               </w:rPr>
-              <w:instrText xml:space="preserve"> PAGEREF _Toc240271104 \h </w:instrText>
+              <w:instrText xml:space="preserve"> PAGEREF _Toc240274844 \h </w:instrText>
             </w:r>
             <w:r>
               <w:rPr>
@@ -1174,7 +1174,7 @@
               <w14:ligatures w14:val="standardContextual"/>
             </w:rPr>
           </w:pPr>
-          <w:hyperlink w:anchor="_Toc240271105" w:history="1">
+          <w:hyperlink w:anchor="_Toc240274845" w:history="1">
             <w:r>
               <w:rPr>
                 <w:rStyle w:val="Hyperlink"/>
@@ -1198,7 +1198,7 @@
               <w:rPr>
                 <w:noProof/>
               </w:rPr>
-              <w:instrText xml:space="preserve"> PAGEREF _Toc240271105 \h </w:instrText>
+              <w:instrText xml:space="preserve"> PAGEREF _Toc240274845 \h </w:instrText>
             </w:r>
             <w:r>
               <w:rPr>
@@ -1241,7 +1241,7 @@
               <w14:ligatures w14:val="standardContextual"/>
             </w:rPr>
           </w:pPr>
-          <w:hyperlink w:anchor="_Toc240271106" w:history="1">
+          <w:hyperlink w:anchor="_Toc240274846" w:history="1">
             <w:r>
               <w:rPr>
                 <w:rStyle w:val="Hyperlink"/>
@@ -1265,7 +1265,7 @@
               <w:rPr>
                 <w:noProof/>
               </w:rPr>
-              <w:instrText xml:space="preserve"> PAGEREF _Toc240271106 \h </w:instrText>
+              <w:instrText xml:space="preserve"> PAGEREF _Toc240274846 \h </w:instrText>
             </w:r>
             <w:r>
               <w:rPr>
@@ -1308,7 +1308,7 @@
               <w14:ligatures w14:val="standardContextual"/>
             </w:rPr>
           </w:pPr>
-          <w:hyperlink w:anchor="_Toc240271107" w:history="1">
+          <w:hyperlink w:anchor="_Toc240274847" w:history="1">
             <w:r>
               <w:rPr>
                 <w:rStyle w:val="Hyperlink"/>
@@ -1332,7 +1332,7 @@
               <w:rPr>
                 <w:noProof/>
               </w:rPr>
-              <w:instrText xml:space="preserve"> PAGEREF _Toc240271107 \h </w:instrText>
+              <w:instrText xml:space="preserve"> PAGEREF _Toc240274847 \h </w:instrText>
             </w:r>
             <w:r>
               <w:rPr>
@@ -1375,7 +1375,7 @@
               <w14:ligatures w14:val="standardContextual"/>
             </w:rPr>
           </w:pPr>
-          <w:hyperlink w:anchor="_Toc240271108" w:history="1">
+          <w:hyperlink w:anchor="_Toc240274848" w:history="1">
             <w:r>
               <w:rPr>
                 <w:rStyle w:val="Hyperlink"/>
@@ -1399,7 +1399,7 @@
               <w:rPr>
                 <w:noProof/>
               </w:rPr>
-              <w:instrText xml:space="preserve"> PAGEREF _Toc240271108 \h </w:instrText>
+              <w:instrText xml:space="preserve"> PAGEREF _Toc240274848 \h </w:instrText>
             </w:r>
             <w:r>
               <w:rPr>
@@ -1442,7 +1442,7 @@
               <w14:ligatures w14:val="standardContextual"/>
             </w:rPr>
           </w:pPr>
-          <w:hyperlink w:anchor="_Toc240271109" w:history="1">
+          <w:hyperlink w:anchor="_Toc240274849" w:history="1">
             <w:r>
               <w:rPr>
                 <w:rStyle w:val="Hyperlink"/>
@@ -1466,7 +1466,7 @@
               <w:rPr>
                 <w:noProof/>
               </w:rPr>
-              <w:instrText xml:space="preserve"> PAGEREF _Toc240271109 \h </w:instrText>
+              <w:instrText xml:space="preserve"> PAGEREF _Toc240274849 \h </w:instrText>
             </w:r>
             <w:r>
               <w:rPr>
@@ -1509,7 +1509,7 @@
               <w14:ligatures w14:val="standardContextual"/>
             </w:rPr>
           </w:pPr>
-          <w:hyperlink w:anchor="_Toc240271110" w:history="1">
+          <w:hyperlink w:anchor="_Toc240274850" w:history="1">
             <w:r>
               <w:rPr>
                 <w:rStyle w:val="Hyperlink"/>
@@ -1533,7 +1533,7 @@
               <w:rPr>
                 <w:noProof/>
               </w:rPr>
-              <w:instrText xml:space="preserve"> PAGEREF _Toc240271110 \h </w:instrText>
+              <w:instrText xml:space="preserve"> PAGEREF _Toc240274850 \h </w:instrText>
             </w:r>
             <w:r>
               <w:rPr>
@@ -1576,7 +1576,7 @@
               <w14:ligatures w14:val="standardContextual"/>
             </w:rPr>
           </w:pPr>
-          <w:hyperlink w:anchor="_Toc240271111" w:history="1">
+          <w:hyperlink w:anchor="_Toc240274851" w:history="1">
             <w:r>
               <w:rPr>
                 <w:rStyle w:val="Hyperlink"/>
@@ -1600,7 +1600,7 @@
               <w:rPr>
                 <w:noProof/>
               </w:rPr>
-              <w:instrText xml:space="preserve"> PAGEREF _Toc240271111 \h </w:instrText>
+              <w:instrText xml:space="preserve"> PAGEREF _Toc240274851 \h </w:instrText>
             </w:r>
             <w:r>
               <w:rPr>
@@ -1643,7 +1643,7 @@
               <w14:ligatures w14:val="standardContextual"/>
             </w:rPr>
           </w:pPr>
-          <w:hyperlink w:anchor="_Toc240271112" w:history="1">
+          <w:hyperlink w:anchor="_Toc240274852" w:history="1">
             <w:r>
               <w:rPr>
                 <w:rStyle w:val="Hyperlink"/>
@@ -1667,7 +1667,7 @@
               <w:rPr>
                 <w:noProof/>
               </w:rPr>
-              <w:instrText xml:space="preserve"> PAGEREF _Toc240271112 \h </w:instrText>
+              <w:instrText xml:space="preserve"> PAGEREF _Toc240274852 \h </w:instrText>
             </w:r>
             <w:r>
               <w:rPr>
@@ -1710,7 +1710,7 @@
               <w14:ligatures w14:val="standardContextual"/>
             </w:rPr>
           </w:pPr>
-          <w:hyperlink w:anchor="_Toc240271113" w:history="1">
+          <w:hyperlink w:anchor="_Toc240274853" w:history="1">
             <w:r>
               <w:rPr>
                 <w:rStyle w:val="Hyperlink"/>
@@ -1734,7 +1734,7 @@
               <w:rPr>
                 <w:noProof/>
               </w:rPr>
-              <w:instrText xml:space="preserve"> PAGEREF _Toc240271113 \h </w:instrText>
+              <w:instrText xml:space="preserve"> PAGEREF _Toc240274853 \h </w:instrText>
             </w:r>
             <w:r>
               <w:rPr>
@@ -1777,7 +1777,7 @@
               <w14:ligatures w14:val="standardContextual"/>
             </w:rPr>
           </w:pPr>
-          <w:hyperlink w:anchor="_Toc240271114" w:history="1">
+          <w:hyperlink w:anchor="_Toc240274854" w:history="1">
             <w:r>
               <w:rPr>
                 <w:rStyle w:val="Hyperlink"/>
@@ -1801,7 +1801,7 @@
               <w:rPr>
                 <w:noProof/>
               </w:rPr>
-              <w:instrText xml:space="preserve"> PAGEREF _Toc240271114 \h </w:instrText>
+              <w:instrText xml:space="preserve"> PAGEREF _Toc240274854 \h </w:instrText>
             </w:r>
             <w:r>
               <w:rPr>
@@ -1844,7 +1844,7 @@
               <w14:ligatures w14:val="standardContextual"/>
             </w:rPr>
           </w:pPr>
-          <w:hyperlink w:anchor="_Toc240271115" w:history="1">
+          <w:hyperlink w:anchor="_Toc240274855" w:history="1">
             <w:r>
               <w:rPr>
                 <w:rStyle w:val="Hyperlink"/>
@@ -1868,7 +1868,7 @@
               <w:rPr>
                 <w:noProof/>
               </w:rPr>
-              <w:instrText xml:space="preserve"> PAGEREF _Toc240271115 \h </w:instrText>
+              <w:instrText xml:space="preserve"> PAGEREF _Toc240274855 \h </w:instrText>
             </w:r>
             <w:r>
               <w:rPr>
@@ -1911,7 +1911,7 @@
               <w14:ligatures w14:val="standardContextual"/>
             </w:rPr>
           </w:pPr>
-          <w:hyperlink w:anchor="_Toc240271116" w:history="1">
+          <w:hyperlink w:anchor="_Toc240274856" w:history="1">
             <w:r>
               <w:rPr>
                 <w:rStyle w:val="Hyperlink"/>
@@ -1935,7 +1935,7 @@
               <w:rPr>
                 <w:noProof/>
               </w:rPr>
-              <w:instrText xml:space="preserve"> PAGEREF _Toc240271116 \h </w:instrText>
+              <w:instrText xml:space="preserve"> PAGEREF _Toc240274856 \h </w:instrText>
             </w:r>
             <w:r>
               <w:rPr>
@@ -1978,7 +1978,7 @@
               <w14:ligatures w14:val="standardContextual"/>
             </w:rPr>
           </w:pPr>
-          <w:hyperlink w:anchor="_Toc240271117" w:history="1">
+          <w:hyperlink w:anchor="_Toc240274857" w:history="1">
             <w:r>
               <w:rPr>
                 <w:rStyle w:val="Hyperlink"/>
@@ -2002,7 +2002,7 @@
               <w:rPr>
                 <w:noProof/>
               </w:rPr>
-              <w:instrText xml:space="preserve"> PAGEREF _Toc240271117 \h </w:instrText>
+              <w:instrText xml:space="preserve"> PAGEREF _Toc240274857 \h </w:instrText>
             </w:r>
             <w:r>
               <w:rPr>
@@ -2045,7 +2045,7 @@
               <w14:ligatures w14:val="standardContextual"/>
             </w:rPr>
           </w:pPr>
-          <w:hyperlink w:anchor="_Toc240271118" w:history="1">
+          <w:hyperlink w:anchor="_Toc240274858" w:history="1">
             <w:r>
               <w:rPr>
                 <w:rStyle w:val="Hyperlink"/>
@@ -2069,7 +2069,7 @@
               <w:rPr>
                 <w:noProof/>
               </w:rPr>
-              <w:instrText xml:space="preserve"> PAGEREF _Toc240271118 \h </w:instrText>
+              <w:instrText xml:space="preserve"> PAGEREF _Toc240274858 \h </w:instrText>
             </w:r>
             <w:r>
               <w:rPr>
@@ -2112,7 +2112,7 @@
               <w14:ligatures w14:val="standardContextual"/>
             </w:rPr>
           </w:pPr>
-          <w:hyperlink w:anchor="_Toc240271119" w:history="1">
+          <w:hyperlink w:anchor="_Toc240274859" w:history="1">
             <w:r>
               <w:rPr>
                 <w:rStyle w:val="Hyperlink"/>
@@ -2136,7 +2136,7 @@
               <w:rPr>
                 <w:noProof/>
               </w:rPr>
-              <w:instrText xml:space="preserve"> PAGEREF _Toc240271119 \h </w:instrText>
+              <w:instrText xml:space="preserve"> PAGEREF _Toc240274859 \h </w:instrText>
             </w:r>
             <w:r>
               <w:rPr>
@@ -2179,7 +2179,7 @@
               <w14:ligatures w14:val="standardContextual"/>
             </w:rPr>
           </w:pPr>
-          <w:hyperlink w:anchor="_Toc240271120" w:history="1">
+          <w:hyperlink w:anchor="_Toc240274860" w:history="1">
             <w:r>
               <w:rPr>
                 <w:rStyle w:val="Hyperlink"/>
@@ -2203,7 +2203,7 @@
               <w:rPr>
                 <w:noProof/>
               </w:rPr>
-              <w:instrText xml:space="preserve"> PAGEREF _Toc240271120 \h </w:instrText>
+              <w:instrText xml:space="preserve"> PAGEREF _Toc240274860 \h </w:instrText>
             </w:r>
             <w:r>
               <w:rPr>
@@ -2246,7 +2246,7 @@
               <w14:ligatures w14:val="standardContextual"/>
             </w:rPr>
           </w:pPr>
-          <w:hyperlink w:anchor="_Toc240271121" w:history="1">
+          <w:hyperlink w:anchor="_Toc240274861" w:history="1">
             <w:r>
               <w:rPr>
                 <w:rStyle w:val="Hyperlink"/>
@@ -2270,7 +2270,7 @@
               <w:rPr>
                 <w:noProof/>
               </w:rPr>
-              <w:instrText xml:space="preserve"> PAGEREF _Toc240271121 \h </w:instrText>
+              <w:instrText xml:space="preserve"> PAGEREF _Toc240274861 \h </w:instrText>
             </w:r>
             <w:r>
               <w:rPr>
@@ -2313,7 +2313,7 @@
               <w14:ligatures w14:val="standardContextual"/>
             </w:rPr>
           </w:pPr>
-          <w:hyperlink w:anchor="_Toc240271122" w:history="1">
+          <w:hyperlink w:anchor="_Toc240274862" w:history="1">
             <w:r>
               <w:rPr>
                 <w:rStyle w:val="Hyperlink"/>
@@ -2337,7 +2337,7 @@
               <w:rPr>
                 <w:noProof/>
               </w:rPr>
-              <w:instrText xml:space="preserve"> PAGEREF _Toc240271122 \h </w:instrText>
+              <w:instrText xml:space="preserve"> PAGEREF _Toc240274862 \h </w:instrText>
             </w:r>
             <w:r>
               <w:rPr>
@@ -2380,7 +2380,7 @@
               <w14:ligatures w14:val="standardContextual"/>
             </w:rPr>
           </w:pPr>
-          <w:hyperlink w:anchor="_Toc240271123" w:history="1">
+          <w:hyperlink w:anchor="_Toc240274863" w:history="1">
             <w:r>
               <w:rPr>
                 <w:rStyle w:val="Hyperlink"/>
@@ -2404,7 +2404,7 @@
               <w:rPr>
                 <w:noProof/>
               </w:rPr>
-              <w:instrText xml:space="preserve"> PAGEREF _Toc240271123 \h </w:instrText>
+              <w:instrText xml:space="preserve"> PAGEREF _Toc240274863 \h </w:instrText>
             </w:r>
             <w:r>
               <w:rPr>
@@ -2460,7 +2460,7 @@
         <w:pStyle w:val="Heading1"/>
         <w:spacing w:before="320" w:after="160"/>
       </w:pPr>
-      <w:bookmarkStart w:id="1" w:name="_Toc240271098"/>
+      <w:bookmarkStart w:id="1" w:name="_Toc240274838"/>
       <w:r>
         <w:t>1. Giới thiệu</w:t>
       </w:r>
@@ -2471,7 +2471,7 @@
         <w:pStyle w:val="Heading2"/>
         <w:spacing w:before="240" w:after="120"/>
       </w:pPr>
-      <w:bookmarkStart w:id="2" w:name="_Toc240271099"/>
+      <w:bookmarkStart w:id="2" w:name="_Toc240274839"/>
       <w:r>
         <w:t>1.1. Bối cảnh và bài toán</w:t>
       </w:r>
@@ -2498,7 +2498,7 @@
         <w:pStyle w:val="Heading2"/>
         <w:spacing w:before="240" w:after="120"/>
       </w:pPr>
-      <w:bookmarkStart w:id="3" w:name="_Toc240271100"/>
+      <w:bookmarkStart w:id="3" w:name="_Toc240274840"/>
       <w:r>
         <w:t>1.2. Mục tiêu đồ án</w:t>
       </w:r>
@@ -2517,7 +2517,7 @@
         <w:pStyle w:val="Heading1"/>
         <w:spacing w:before="320" w:after="160"/>
       </w:pPr>
-      <w:bookmarkStart w:id="4" w:name="_Toc240271101"/>
+      <w:bookmarkStart w:id="4" w:name="_Toc240274841"/>
       <w:r>
         <w:t>2. Kiến trúc hệ thống tổng quan</w:t>
       </w:r>
@@ -2541,7 +2541,7 @@
           <w:noProof/>
         </w:rPr>
         <w:drawing>
-          <wp:inline distT="0" distB="0" distL="0" distR="0" wp14:anchorId="0053E5CA" wp14:editId="2DA334CD">
+          <wp:inline distT="0" distB="0" distL="0" distR="0" wp14:anchorId="49E328C6" wp14:editId="2AA00754">
             <wp:extent cx="5334000" cy="2724150"/>
             <wp:effectExtent l="0" t="0" r="0" b="0"/>
             <wp:docPr id="1" name="Picture 1"/>
@@ -2686,7 +2686,7 @@
         <w:pStyle w:val="Heading1"/>
         <w:spacing w:before="320" w:after="160"/>
       </w:pPr>
-      <w:bookmarkStart w:id="5" w:name="_Toc240271102"/>
+      <w:bookmarkStart w:id="5" w:name="_Toc240274842"/>
       <w:r>
         <w:t>3. Thiết kế chi tiết từng tầng</w:t>
       </w:r>
@@ -2697,7 +2697,7 @@
         <w:pStyle w:val="Heading2"/>
         <w:spacing w:before="240" w:after="120"/>
       </w:pPr>
-      <w:bookmarkStart w:id="6" w:name="_Toc240271103"/>
+      <w:bookmarkStart w:id="6" w:name="_Toc240274843"/>
       <w:r>
         <w:t>3.1. Tầng IoT (Edge Node)</w:t>
       </w:r>
@@ -3334,7 +3334,7 @@
         <w:pStyle w:val="Heading2"/>
         <w:spacing w:before="240" w:after="120"/>
       </w:pPr>
-      <w:bookmarkStart w:id="7" w:name="_Toc240271104"/>
+      <w:bookmarkStart w:id="7" w:name="_Toc240274844"/>
       <w:r>
         <w:t>3.2. Tầng AI (Federated Learning)</w:t>
       </w:r>
@@ -3345,7 +3345,7 @@
         <w:pStyle w:val="Heading3"/>
         <w:spacing w:before="180" w:after="100"/>
       </w:pPr>
-      <w:bookmarkStart w:id="8" w:name="_Toc240271105"/>
+      <w:bookmarkStart w:id="8" w:name="_Toc240274845"/>
       <w:r>
         <w:t>3.2.1. Kiến trúc mô hình</w:t>
       </w:r>
@@ -3411,7 +3411,7 @@
         <w:pStyle w:val="Heading3"/>
         <w:spacing w:before="180" w:after="100"/>
       </w:pPr>
-      <w:bookmarkStart w:id="9" w:name="_Toc240271106"/>
+      <w:bookmarkStart w:id="9" w:name="_Toc240274846"/>
       <w:r>
         <w:t>3.2.2. Huấn luyện cục bộ (local training)</w:t>
       </w:r>
@@ -3830,7 +3830,7 @@
         <w:pStyle w:val="Heading3"/>
         <w:spacing w:before="180" w:after="100"/>
       </w:pPr>
-      <w:bookmarkStart w:id="10" w:name="_Toc240271107"/>
+      <w:bookmarkStart w:id="10" w:name="_Toc240274847"/>
       <w:r>
         <w:t>3.2.3. Tổng hợp FedAvg</w:t>
       </w:r>
@@ -3874,7 +3874,7 @@
         <w:pStyle w:val="Heading3"/>
         <w:spacing w:before="180" w:after="100"/>
       </w:pPr>
-      <w:bookmarkStart w:id="11" w:name="_Toc240271108"/>
+      <w:bookmarkStart w:id="11" w:name="_Toc240274848"/>
       <w:r>
         <w:t>3.2.4. Vòng lặp huấn luyện và tiêu chí đánh giá</w:t>
       </w:r>
@@ -3984,7 +3984,7 @@
         <w:pStyle w:val="Heading2"/>
         <w:spacing w:before="240" w:after="120"/>
       </w:pPr>
-      <w:bookmarkStart w:id="12" w:name="_Toc240271109"/>
+      <w:bookmarkStart w:id="12" w:name="_Toc240274849"/>
       <w:r>
         <w:t>3.3. Tầng Blockchain (Smart Contract)</w:t>
       </w:r>
@@ -4003,7 +4003,7 @@
         <w:pStyle w:val="Heading3"/>
         <w:spacing w:before="180" w:after="100"/>
       </w:pPr>
-      <w:bookmarkStart w:id="13" w:name="_Toc240271110"/>
+      <w:bookmarkStart w:id="13" w:name="_Toc240274850"/>
       <w:r>
         <w:t>3.3.1. BlockFLToken.sol — token ERC-20 thưởng</w:t>
       </w:r>
@@ -4022,7 +4022,7 @@
         <w:pStyle w:val="Heading3"/>
         <w:spacing w:before="180" w:after="100"/>
       </w:pPr>
-      <w:bookmarkStart w:id="14" w:name="_Toc240271111"/>
+      <w:bookmarkStart w:id="14" w:name="_Toc240274851"/>
       <w:r>
         <w:t>3.3.2. FederatedAggregator.sol — điều phối round FL</w:t>
       </w:r>
@@ -4448,7 +4448,7 @@
         <w:pStyle w:val="Heading1"/>
         <w:spacing w:before="320" w:after="160"/>
       </w:pPr>
-      <w:bookmarkStart w:id="15" w:name="_Toc240271112"/>
+      <w:bookmarkStart w:id="15" w:name="_Toc240274852"/>
       <w:r>
         <w:t>4. Công nghệ sử dụng</w:t>
       </w:r>
@@ -4828,7 +4828,7 @@
         <w:pStyle w:val="Heading1"/>
         <w:spacing w:before="320" w:after="160"/>
       </w:pPr>
-      <w:bookmarkStart w:id="16" w:name="_Toc240271113"/>
+      <w:bookmarkStart w:id="16" w:name="_Toc240274853"/>
       <w:r>
         <w:t>5. Kết quả thực nghiệm</w:t>
       </w:r>
@@ -4839,7 +4839,7 @@
         <w:pStyle w:val="Heading2"/>
         <w:spacing w:before="240" w:after="120"/>
       </w:pPr>
-      <w:bookmarkStart w:id="17" w:name="_Toc240271114"/>
+      <w:bookmarkStart w:id="17" w:name="_Toc240274854"/>
       <w:r>
         <w:t>5.1. Hội tụ của Global Model qua từng round</w:t>
       </w:r>
@@ -4863,10 +4863,10 @@
           <w:noProof/>
         </w:rPr>
         <w:drawing>
-          <wp:inline distT="0" distB="0" distL="0" distR="0" wp14:anchorId="692D5BB6" wp14:editId="0C244909">
+          <wp:inline distT="0" distB="0" distL="0" distR="0" wp14:anchorId="5845DB5C" wp14:editId="0AFD3AF5">
             <wp:extent cx="4572000" cy="2571750"/>
             <wp:effectExtent l="0" t="0" r="0" b="0"/>
-            <wp:docPr id="2111218277" name="Picture 2111218277"/>
+            <wp:docPr id="1545249165" name="Picture 1545249165"/>
             <wp:cNvGraphicFramePr>
               <a:graphicFrameLocks xmlns:a="http://schemas.openxmlformats.org/drawingml/2006/main" noChangeAspect="1"/>
             </wp:cNvGraphicFramePr>
@@ -5636,7 +5636,7 @@
         <w:pStyle w:val="Heading2"/>
         <w:spacing w:before="240" w:after="120"/>
       </w:pPr>
-      <w:bookmarkStart w:id="18" w:name="_Toc240271115"/>
+      <w:bookmarkStart w:id="18" w:name="_Toc240274855"/>
       <w:r>
         <w:t>5.2. So sánh FedAvg với từng node tự huấn luyện riêng lẻ</w:t>
       </w:r>
@@ -5660,10 +5660,10 @@
           <w:noProof/>
         </w:rPr>
         <w:drawing>
-          <wp:inline distT="0" distB="0" distL="0" distR="0" wp14:anchorId="671291AB" wp14:editId="4E6B3E30">
+          <wp:inline distT="0" distB="0" distL="0" distR="0" wp14:anchorId="2FCB7703" wp14:editId="2BA175CC">
             <wp:extent cx="4572000" cy="2571750"/>
             <wp:effectExtent l="0" t="0" r="0" b="0"/>
-            <wp:docPr id="1055044102" name="Picture 1055044102"/>
+            <wp:docPr id="2051763350" name="Picture 2051763350"/>
             <wp:cNvGraphicFramePr>
               <a:graphicFrameLocks xmlns:a="http://schemas.openxmlformats.org/drawingml/2006/main" noChangeAspect="1"/>
             </wp:cNvGraphicFramePr>
@@ -6157,7 +6157,7 @@
         <w:pStyle w:val="Heading2"/>
         <w:spacing w:before="240" w:after="120"/>
       </w:pPr>
-      <w:bookmarkStart w:id="19" w:name="_Toc240271116"/>
+      <w:bookmarkStart w:id="19" w:name="_Toc240274856"/>
       <w:r>
         <w:t>5.3. Kiểm định độ ổn định qua nhiều lần chia dữ liệu</w:t>
       </w:r>
@@ -6181,10 +6181,10 @@
           <w:noProof/>
         </w:rPr>
         <w:drawing>
-          <wp:inline distT="0" distB="0" distL="0" distR="0" wp14:anchorId="033D94F4" wp14:editId="6C87FC20">
+          <wp:inline distT="0" distB="0" distL="0" distR="0" wp14:anchorId="6C30E66D" wp14:editId="2B04E334">
             <wp:extent cx="4572000" cy="2571750"/>
             <wp:effectExtent l="0" t="0" r="0" b="0"/>
-            <wp:docPr id="1250045459" name="Picture 1250045459"/>
+            <wp:docPr id="1593402408" name="Picture 1593402408"/>
             <wp:cNvGraphicFramePr>
               <a:graphicFrameLocks xmlns:a="http://schemas.openxmlformats.org/drawingml/2006/main" noChangeAspect="1"/>
             </wp:cNvGraphicFramePr>
@@ -7818,7 +7818,7 @@
         <w:pStyle w:val="Heading2"/>
         <w:spacing w:before="240" w:after="120"/>
       </w:pPr>
-      <w:bookmarkStart w:id="20" w:name="_Toc240271117"/>
+      <w:bookmarkStart w:id="20" w:name="_Toc240274857"/>
       <w:r>
         <w:t>5.4. Kiểm thử smart contract</w:t>
       </w:r>
@@ -7837,7 +7837,7 @@
         <w:pStyle w:val="Heading2"/>
         <w:spacing w:before="240" w:after="120"/>
       </w:pPr>
-      <w:bookmarkStart w:id="21" w:name="_Toc240271118"/>
+      <w:bookmarkStart w:id="21" w:name="_Toc240274858"/>
       <w:r>
         <w:t>5.5. Minh bạch và chống chối bỏ trên chuỗi</w:t>
       </w:r>
@@ -7856,7 +7856,7 @@
         <w:pStyle w:val="Heading1"/>
         <w:spacing w:before="320" w:after="160"/>
       </w:pPr>
-      <w:bookmarkStart w:id="22" w:name="_Toc240271119"/>
+      <w:bookmarkStart w:id="22" w:name="_Toc240274859"/>
       <w:r>
         <w:t>6. Đánh giá rủi ro và phương án xử lý</w:t>
       </w:r>
@@ -8152,7 +8152,7 @@
         <w:pStyle w:val="Heading1"/>
         <w:spacing w:before="320" w:after="160"/>
       </w:pPr>
-      <w:bookmarkStart w:id="23" w:name="_Toc240271120"/>
+      <w:bookmarkStart w:id="23" w:name="_Toc240274860"/>
       <w:r>
         <w:t>7. Kết luận và hướng phát triển</w:t>
       </w:r>
@@ -8231,7 +8231,7 @@
         <w:pStyle w:val="Heading1"/>
         <w:spacing w:before="320" w:after="160"/>
       </w:pPr>
-      <w:bookmarkStart w:id="24" w:name="_Toc240271121"/>
+      <w:bookmarkStart w:id="24" w:name="_Toc240274861"/>
       <w:r>
         <w:t>8. Cấu trúc repository GitHub</w:t>
       </w:r>
@@ -8354,7 +8354,7 @@
         <w:spacing w:after="160"/>
       </w:pPr>
       <w:r>
-        <w:t>Repository công khai (Public) trên GitHub, link: https://github.com/minhchien2329/BlockFL.</w:t>
+        <w:t>Repository công khai (Public) trên GitHub, link: https://github.com/minhchien2329/BlockFL-nh-p.</w:t>
       </w:r>
     </w:p>
     <w:p>
@@ -8362,7 +8362,7 @@
         <w:pStyle w:val="Heading1"/>
         <w:spacing w:before="320" w:after="160"/>
       </w:pPr>
-      <w:bookmarkStart w:id="25" w:name="_Toc240271122"/>
+      <w:bookmarkStart w:id="25" w:name="_Toc240274862"/>
       <w:r>
         <w:t>9. Phân công nhiệm vụ</w:t>
       </w:r>
@@ -8666,7 +8666,7 @@
         <w:pStyle w:val="Heading1"/>
         <w:spacing w:before="320" w:after="160"/>
       </w:pPr>
-      <w:bookmarkStart w:id="26" w:name="_Toc240271123"/>
+      <w:bookmarkStart w:id="26" w:name="_Toc240274863"/>
       <w:r>
         <w:t>10. Tài liệu tham khảo</w:t>
       </w:r>
@@ -8872,10 +8872,10 @@
 <file path=word/numbering.xml><?xml version="1.0" encoding="utf-8"?>
 <w:numbering xmlns:wpc="http://schemas.microsoft.com/office/word/2010/wordprocessingCanvas" xmlns:cx="http://schemas.microsoft.com/office/drawing/2014/chartex" xmlns:cx1="http://schemas.microsoft.com/office/drawing/2015/9/8/chartex" xmlns:cx2="http://schemas.microsoft.com/office/drawing/2015/10/21/chartex" xmlns:cx3="http://schemas.microsoft.com/office/drawing/2016/5/9/chartex" xmlns:cx4="http://schemas.microsoft.com/office/drawing/2016/5/10/chartex" xmlns:cx5="http://schemas.microsoft.com/office/drawing/2016/5/11/chartex" xmlns:cx6="http://schemas.microsoft.com/office/drawing/2016/5/12/chartex" xmlns:cx7="http://schemas.microsoft.com/office/drawing/2016/5/13/chartex" xmlns:cx8="http://schemas.microsoft.com/office/drawing/2016/5/14/chartex" xmlns:mc="http://schemas.openxmlformats.org/markup-compatibility/2006" xmlns:aink="http://schemas.microsoft.com/office/drawing/2016/ink" xmlns:am3d="http://schemas.microsoft.com/office/drawing/2017/model3d" xmlns:o="urn:schemas-microsoft-com:office:office" xmlns:oel="http://schemas.microsoft.com/office/2019/extlst" xmlns:r="http://schemas.openxmlformats.org/officeDocument/2006/relationships" xmlns:m="http://schemas.openxmlformats.org/officeDocument/2006/math" xmlns:v="urn:schemas-microsoft-com:vml" xmlns:wp14="http://schemas.microsoft.com/office/word/2010/wordprocessingDrawing" xmlns:wp="http://schemas.openxmlformats.org/drawingml/2006/wordprocessingDrawing" xmlns:w10="urn:schemas-microsoft-com:office:word" xmlns:w="http://schemas.openxmlformats.org/wordprocessingml/2006/main" xmlns:w14="http://schemas.microsoft.com/office/word/2010/wordml" xmlns:w15="http://schemas.microsoft.com/office/word/2012/wordml" xmlns:w16cex="http://schemas.microsoft.com/office/word/2018/wordml/cex" xmlns:w16cid="http://schemas.microsoft.com/office/word/2016/wordml/cid" xmlns:w16="http://schemas.microsoft.com/office/word/2018/wordml" xmlns:w16du="http://schemas.microsoft.com/office/word/2023/wordml/word16du" xmlns:w16sdtdh="http://schemas.microsoft.com/office/word/2020/wordml/sdtdatahash" xmlns:w16sdtfl="http://schemas.microsoft.com/office/word/2024/wordml/sdtformatlock" xmlns:w16se="http://schemas.microsoft.com/office/word/2015/wordml/symex" xmlns:wpg="http://schemas.microsoft.com/office/word/2010/wordprocessingGroup" xmlns:wpi="http://schemas.microsoft.com/office/word/2010/wordprocessingInk" xmlns:wne="http://schemas.microsoft.com/office/word/2006/wordml" xmlns:wps="http://schemas.microsoft.com/office/word/2010/wordprocessingShape" mc:Ignorable="w14 w15 w16se w16cid w16 w16cex w16sdtdh w16sdtfl w16du wp14">
   <w:abstractNum w:abstractNumId="0" w15:restartNumberingAfterBreak="0">
-    <w:nsid w:val="14787FD9"/>
+    <w:nsid w:val="6DB459CE"/>
     <w:multiLevelType w:val="hybridMultilevel"/>
-    <w:tmpl w:val="18A86C4C"/>
-    <w:lvl w:ilvl="0" w:tplc="3B464356">
+    <w:tmpl w:val="7D580A2E"/>
+    <w:lvl w:ilvl="0" w:tplc="F07C69FC">
       <w:start w:val="1"/>
       <w:numFmt w:val="bullet"/>
       <w:lvlText w:val="●"/>
@@ -8884,7 +8884,7 @@
         <w:ind w:left="720" w:hanging="360"/>
       </w:pPr>
     </w:lvl>
-    <w:lvl w:ilvl="1" w:tplc="A6241EC0">
+    <w:lvl w:ilvl="1" w:tplc="8902A010">
       <w:start w:val="1"/>
       <w:numFmt w:val="bullet"/>
       <w:lvlText w:val="○"/>
@@ -8893,7 +8893,7 @@
         <w:ind w:left="1440" w:hanging="360"/>
       </w:pPr>
     </w:lvl>
-    <w:lvl w:ilvl="2" w:tplc="0E44C6BE">
+    <w:lvl w:ilvl="2" w:tplc="29702786">
       <w:start w:val="1"/>
       <w:numFmt w:val="bullet"/>
       <w:lvlText w:val="■"/>
@@ -8902,7 +8902,7 @@
         <w:ind w:left="2160" w:hanging="360"/>
       </w:pPr>
     </w:lvl>
-    <w:lvl w:ilvl="3" w:tplc="D9D0B762">
+    <w:lvl w:ilvl="3" w:tplc="A4A261D8">
       <w:start w:val="1"/>
       <w:numFmt w:val="bullet"/>
       <w:lvlText w:val="●"/>
@@ -8911,7 +8911,7 @@
         <w:ind w:left="2880" w:hanging="360"/>
       </w:pPr>
     </w:lvl>
-    <w:lvl w:ilvl="4" w:tplc="B210A86A">
+    <w:lvl w:ilvl="4" w:tplc="1E3AF7F6">
       <w:start w:val="1"/>
       <w:numFmt w:val="bullet"/>
       <w:lvlText w:val="○"/>
@@ -8920,7 +8920,7 @@
         <w:ind w:left="3600" w:hanging="360"/>
       </w:pPr>
     </w:lvl>
-    <w:lvl w:ilvl="5" w:tplc="8A9C05D2">
+    <w:lvl w:ilvl="5" w:tplc="62D897F4">
       <w:start w:val="1"/>
       <w:numFmt w:val="bullet"/>
       <w:lvlText w:val="■"/>
@@ -8929,7 +8929,7 @@
         <w:ind w:left="4320" w:hanging="360"/>
       </w:pPr>
     </w:lvl>
-    <w:lvl w:ilvl="6" w:tplc="BEB0FF9E">
+    <w:lvl w:ilvl="6" w:tplc="D2CA3D0E">
       <w:start w:val="1"/>
       <w:numFmt w:val="bullet"/>
       <w:lvlText w:val="●"/>
@@ -8938,7 +8938,7 @@
         <w:ind w:left="5040" w:hanging="360"/>
       </w:pPr>
     </w:lvl>
-    <w:lvl w:ilvl="7" w:tplc="EEBAFAA8">
+    <w:lvl w:ilvl="7" w:tplc="B1AECCDE">
       <w:start w:val="1"/>
       <w:numFmt w:val="bullet"/>
       <w:lvlText w:val="●"/>
@@ -8947,7 +8947,7 @@
         <w:ind w:left="5760" w:hanging="360"/>
       </w:pPr>
     </w:lvl>
-    <w:lvl w:ilvl="8" w:tplc="80E6742C">
+    <w:lvl w:ilvl="8" w:tplc="EFD0A682">
       <w:start w:val="1"/>
       <w:numFmt w:val="bullet"/>
       <w:lvlText w:val="●"/>
@@ -8957,7 +8957,7 @@
       </w:pPr>
     </w:lvl>
   </w:abstractNum>
-  <w:num w:numId="1" w16cid:durableId="1540048925">
+  <w:num w:numId="1" w16cid:durableId="1028795189">
     <w:abstractNumId w:val="0"/>
     <w:lvlOverride w:ilvl="0">
       <w:startOverride w:val="1"/>
@@ -9573,7 +9573,7 @@
     <w:autoRedefine/>
     <w:uiPriority w:val="39"/>
     <w:unhideWhenUsed/>
-    <w:rsid w:val="005A3169"/>
+    <w:rsid w:val="000F3FFA"/>
     <w:pPr>
       <w:spacing w:after="100"/>
     </w:pPr>
@@ -9585,7 +9585,7 @@
     <w:autoRedefine/>
     <w:uiPriority w:val="39"/>
     <w:unhideWhenUsed/>
-    <w:rsid w:val="005A3169"/>
+    <w:rsid w:val="000F3FFA"/>
     <w:pPr>
       <w:spacing w:after="100"/>
       <w:ind w:left="220"/>
@@ -9598,7 +9598,7 @@
     <w:autoRedefine/>
     <w:uiPriority w:val="39"/>
     <w:unhideWhenUsed/>
-    <w:rsid w:val="005A3169"/>
+    <w:rsid w:val="000F3FFA"/>
     <w:pPr>
       <w:spacing w:after="100"/>
       <w:ind w:left="440"/>
